--- a/PMO Agent Skill 验收总结报告.docx
+++ b/PMO Agent Skill 验收总结报告.docx
@@ -4,10 +4,13 @@
   <w:body>
     <w:p>
       <w:pPr>
-        <w:pStyle w:val="Title"/>
         <w:jc w:val="center"/>
       </w:pPr>
       <w:r>
+        <w:rPr>
+          <w:b/>
+          <w:sz w:val="36"/>
+        </w:rPr>
         <w:t>PMO Agent Skill 验收总结报告</w:t>
       </w:r>
     </w:p>
@@ -16,2884 +19,280 @@
         <w:jc w:val="center"/>
       </w:pPr>
       <w:r>
-        <w:t>编制部门：BUCON（PMO域）　　日期：2026-08-02　　版本：v2.0</w:t>
+        <w:t>编制部门：BUCON（PMO域）　　日期：2026年8月2日　　版本：v2.1</w:t>
       </w:r>
     </w:p>
     <w:p/>
     <w:p>
-      <w:pPr>
-        <w:pStyle w:val="Heading1"/>
-      </w:pPr>
       <w:r>
+        <w:rPr>
+          <w:b/>
+          <w:sz w:val="32"/>
+        </w:rPr>
         <w:t>1 整体完成情况分析</w:t>
-      </w:r>
-    </w:p>
-    <w:p>
-      <w:pPr>
-        <w:pStyle w:val="Heading2"/>
-      </w:pPr>
-      <w:r>
-        <w:t>1.1 完成情况概述</w:t>
       </w:r>
     </w:p>
     <w:p>
       <w:r>
         <w:rPr>
           <w:b/>
+          <w:sz w:val="28"/>
         </w:rPr>
+        <w:t>1.1 完成情况概述</w:t>
+      </w:r>
+    </w:p>
+    <w:p>
+      <w:r>
         <w:t>Agent完成情况：</w:t>
       </w:r>
     </w:p>
     <w:p>
       <w:r>
-        <w:t>规划共4个Agent，完成4个，开发中0个，未启动0个。4个Agent分别为：战略推动智能体（strategic-execution）、项目管控智能体（project-control）、项目执行智能体（project-execution）、项目检查智能体（project-inspection），全部已完成开发并通过验收测试，四章节规范完整，具备生产就绪水准。</w:t>
+        <w:t>规划共4个Agent，完成4个，开发中0个，未启动0个。4个Agent分别为：战略推动智能体（strategic-execution-agent）、项目管控智能体（project-control-agent）、项目执行智能体（project-execution-agent）、项目检查智能体（project-inspection-agent）。</w:t>
+      </w:r>
+    </w:p>
+    <w:p/>
+    <w:p>
+      <w:r>
+        <w:t>Skill完成情况：</w:t>
+      </w:r>
+    </w:p>
+    <w:p>
+      <w:r>
+        <w:t>规划共39个Skill（37个Active + 2个Deprecated废弃隔离），完成37个Active Skill，开发中0个，未启动0个。37个Active Skill涵盖项目全生命周期（启动→规划→执行→监控→收尾），2个Deprecated Skill（scope-boundary-checker、inclusions-exclusions-writer）已移至skills/deprecated/目录隔离。</w:t>
       </w:r>
     </w:p>
     <w:p>
       <w:r>
         <w:rPr>
           <w:b/>
+          <w:sz w:val="28"/>
         </w:rPr>
-        <w:t>Skill完成情况：</w:t>
+        <w:t>1.2 Agent与Skill清单</w:t>
       </w:r>
     </w:p>
     <w:p>
       <w:r>
-        <w:t>规划共38个Skill（36个Active + 2个Deprecated废弃隔离），完成36个Active Skill，开发中0个，未启动0个。36个Active Skill涵盖项目全生命周期（启动→规划→执行→监控→收尾），包含6个编排Orchestrator Skill和30个原子Skill，具备完整业务覆盖能力。2个Deprecated Skill（scope-boundary-checker、inclusions-exclusions-writer）已物理隔离至skills/deprecated/目录，不影响体系运行。</w:t>
+        <w:t>① Agent清单（4个）：</w:t>
       </w:r>
     </w:p>
     <w:p>
-      <w:pPr>
-        <w:pStyle w:val="Heading2"/>
-      </w:pPr>
       <w:r>
-        <w:t>1.2 Agent与Skill清单</w:t>
+        <w:t>1. 战略推动智能体（strategic-execution-agent）：负责战略决策推动、项目章程编写、组织架构设计</w:t>
+      </w:r>
+    </w:p>
+    <w:p>
+      <w:r>
+        <w:t>2. 项目管控智能体（project-control-agent）：负责WBS分解、进度计划、挣值管理、成本估算</w:t>
+      </w:r>
+    </w:p>
+    <w:p>
+      <w:r>
+        <w:t>3. 项目执行智能体（project-execution-agent）：负责风险登记、项目监控、变更控制、投产规划</w:t>
+      </w:r>
+    </w:p>
+    <w:p>
+      <w:r>
+        <w:t>4. 项目检查智能体（project-inspection-agent）：负责干系人沟通、经验教训、关闭报告、质量检查</w:t>
+      </w:r>
+    </w:p>
+    <w:p/>
+    <w:p>
+      <w:r>
+        <w:t>② Skill清单（37个Active Skill）：</w:t>
+      </w:r>
+    </w:p>
+    <w:p>
+      <w:r>
+        <w:t>1. 战略决策引导Skill（strategy-decision-facilitation）</w:t>
+      </w:r>
+    </w:p>
+    <w:p>
+      <w:r>
+        <w:t>2. 战略章程编排Skill（strategy-charter-orchestrator）</w:t>
+      </w:r>
+    </w:p>
+    <w:p>
+      <w:r>
+        <w:t>3. 项目章程编写Skill（project-charter-writer）</w:t>
+      </w:r>
+    </w:p>
+    <w:p>
+      <w:r>
+        <w:t>4. 组织架构构建Skill（org-structure-builder）</w:t>
+      </w:r>
+    </w:p>
+    <w:p>
+      <w:r>
+        <w:t>5. 组织干系人沟通编排Skill（org-stakeholder-communication-orchestrator）</w:t>
+      </w:r>
+    </w:p>
+    <w:p>
+      <w:r>
+        <w:t>6. 干系人沟通规划Skill（stakeholder-comms-planner）</w:t>
+      </w:r>
+    </w:p>
+    <w:p>
+      <w:r>
+        <w:t>7. WBS构建Skill（wbs-builder）</w:t>
+      </w:r>
+    </w:p>
+    <w:p>
+      <w:r>
+        <w:t>8. 进度编排Skill（schedule-sequencer）</w:t>
+      </w:r>
+    </w:p>
+    <w:p>
+      <w:r>
+        <w:t>9. 里程碑规划Skill（milestone-planner）</w:t>
+      </w:r>
+    </w:p>
+    <w:p>
+      <w:r>
+        <w:t>10. WBS进度里程碑编排Skill（wbs-schedule-milestone-orchestrator）</w:t>
+      </w:r>
+    </w:p>
+    <w:p>
+      <w:r>
+        <w:t>11. 挣值跟踪Skill（earned-value-tracker）</w:t>
+      </w:r>
+    </w:p>
+    <w:p>
+      <w:r>
+        <w:t>12. ETC重新估算Skill（etc-reestimation-helper）</w:t>
+      </w:r>
+    </w:p>
+    <w:p>
+      <w:r>
+        <w:t>13. 挣值管理编排Skill（earned-value-evm-orchestrator）</w:t>
+      </w:r>
+    </w:p>
+    <w:p>
+      <w:r>
+        <w:t>14. 成本估算辅助Skill（cost-estimation-helper）</w:t>
+      </w:r>
+    </w:p>
+    <w:p>
+      <w:r>
+        <w:t>15. 风险登记册Skill（risk-register-builder）</w:t>
+      </w:r>
+    </w:p>
+    <w:p>
+      <w:r>
+        <w:t>16. 项目监控Skill（project-oversight）</w:t>
+      </w:r>
+    </w:p>
+    <w:p>
+      <w:r>
+        <w:t>17. 项目监控风险编排Skill（project-oversight-risk-orchestrator）</w:t>
+      </w:r>
+    </w:p>
+    <w:p>
+      <w:r>
+        <w:t>18. 变更控制Skill（change-control）</w:t>
+      </w:r>
+    </w:p>
+    <w:p>
+      <w:r>
+        <w:t>19. 需求控制Skill（requirements-control）</w:t>
+      </w:r>
+    </w:p>
+    <w:p>
+      <w:r>
+        <w:t>20. 范围管理Skill（scope-management）</w:t>
+      </w:r>
+    </w:p>
+    <w:p>
+      <w:r>
+        <w:t>21. 报告生成Skill（report-generation）</w:t>
+      </w:r>
+    </w:p>
+    <w:p>
+      <w:r>
+        <w:t>22. 合规检查Skill（compliance-check）</w:t>
+      </w:r>
+    </w:p>
+    <w:p>
+      <w:r>
+        <w:t>23. 投产规划Skill（deployment-planning）</w:t>
+      </w:r>
+    </w:p>
+    <w:p>
+      <w:r>
+        <w:t>24. 会议纪要Skill（meeting-notes）</w:t>
+      </w:r>
+    </w:p>
+    <w:p>
+      <w:r>
+        <w:t>25. 跨部门协调Skill（cross-dept-coordination）</w:t>
+      </w:r>
+    </w:p>
+    <w:p>
+      <w:r>
+        <w:t>26. 跨部门问题解决编排Skill（cross-dept-solution-orchestrator）</w:t>
+      </w:r>
+    </w:p>
+    <w:p>
+      <w:r>
+        <w:t>27. 方案生成Skill（solution-generation）</w:t>
+      </w:r>
+    </w:p>
+    <w:p>
+      <w:r>
+        <w:t>28. 高管沟通Skill（executive-communication）</w:t>
+      </w:r>
+    </w:p>
+    <w:p>
+      <w:r>
+        <w:t>29. 经验教训总结Skill（lessons-learned-summarizer）</w:t>
+      </w:r>
+    </w:p>
+    <w:p>
+      <w:r>
+        <w:t>30. 项目关闭报告Skill（closure-report-writer）</w:t>
+      </w:r>
+    </w:p>
+    <w:p>
+      <w:r>
+        <w:t>31. 模板管理Skill（template-management）</w:t>
+      </w:r>
+    </w:p>
+    <w:p>
+      <w:r>
+        <w:t>32. 配置项管理Skill（config-item-management）</w:t>
+      </w:r>
+    </w:p>
+    <w:p>
+      <w:r>
+        <w:t>33. 供应商风险评估Skill（vendor-risk-assessment）</w:t>
+      </w:r>
+    </w:p>
+    <w:p>
+      <w:r>
+        <w:t>34. 伦理管理计划Skill（ethics-management-plan-writer）</w:t>
+      </w:r>
+    </w:p>
+    <w:p>
+      <w:r>
+        <w:t>35. 架构评审Skill（architecture-review）</w:t>
+      </w:r>
+    </w:p>
+    <w:p>
+      <w:r>
+        <w:t>36. 项目信息库管理Skill（project-info-manager）</w:t>
+      </w:r>
+    </w:p>
+    <w:p>
+      <w:r>
+        <w:t>37. 经验教训总结Skill（lessons-learned-summarizer）</w:t>
       </w:r>
     </w:p>
     <w:p>
       <w:r>
         <w:rPr>
           <w:b/>
+          <w:sz w:val="32"/>
         </w:rPr>
-        <w:t>① Agent清单：</w:t>
-      </w:r>
-    </w:p>
-    <w:tbl>
-      <w:tblPr>
-        <w:tblStyle w:val="TableGrid"/>
-        <w:tblW w:type="auto" w:w="0"/>
-        <w:jc w:val="center"/>
-        <w:tblLook w:firstColumn="1" w:firstRow="1" w:lastColumn="0" w:lastRow="0" w:noHBand="0" w:noVBand="1" w:val="04A0"/>
-      </w:tblPr>
-      <w:tblGrid>
-        <w:gridCol w:w="1344"/>
-        <w:gridCol w:w="1344"/>
-        <w:gridCol w:w="1344"/>
-        <w:gridCol w:w="1344"/>
-        <w:gridCol w:w="1344"/>
-        <w:gridCol w:w="1344"/>
-        <w:gridCol w:w="1344"/>
-      </w:tblGrid>
-      <w:tr>
-        <w:tc>
-          <w:tcPr>
-            <w:tcW w:type="dxa" w:w="1344"/>
-            <w:shd w:val="clear" w:color="auto" w:fill="D9E1F2"/>
-          </w:tcPr>
-          <w:p>
-            <w:r>
-              <w:rPr>
-                <w:b/>
-              </w:rPr>
-              <w:t>序号</w:t>
-            </w:r>
-          </w:p>
-        </w:tc>
-        <w:tc>
-          <w:tcPr>
-            <w:tcW w:type="dxa" w:w="1344"/>
-            <w:shd w:val="clear" w:color="auto" w:fill="D9E1F2"/>
-          </w:tcPr>
-          <w:p>
-            <w:r>
-              <w:rPr>
-                <w:b/>
-              </w:rPr>
-              <w:t>Agent名称</w:t>
-            </w:r>
-          </w:p>
-        </w:tc>
-        <w:tc>
-          <w:tcPr>
-            <w:tcW w:type="dxa" w:w="1344"/>
-            <w:shd w:val="clear" w:color="auto" w:fill="D9E1F2"/>
-          </w:tcPr>
-          <w:p>
-            <w:r>
-              <w:rPr>
-                <w:b/>
-              </w:rPr>
-              <w:t>Agent ID</w:t>
-            </w:r>
-          </w:p>
-        </w:tc>
-        <w:tc>
-          <w:tcPr>
-            <w:tcW w:type="dxa" w:w="1344"/>
-            <w:shd w:val="clear" w:color="auto" w:fill="D9E1F2"/>
-          </w:tcPr>
-          <w:p>
-            <w:r>
-              <w:rPr>
-                <w:b/>
-              </w:rPr>
-              <w:t>Agent类型</w:t>
-            </w:r>
-          </w:p>
-        </w:tc>
-        <w:tc>
-          <w:tcPr>
-            <w:tcW w:type="dxa" w:w="1344"/>
-            <w:shd w:val="clear" w:color="auto" w:fill="D9E1F2"/>
-          </w:tcPr>
-          <w:p>
-            <w:r>
-              <w:rPr>
-                <w:b/>
-              </w:rPr>
-              <w:t>涉及业务场景</w:t>
-            </w:r>
-          </w:p>
-        </w:tc>
-        <w:tc>
-          <w:tcPr>
-            <w:tcW w:type="dxa" w:w="1344"/>
-            <w:shd w:val="clear" w:color="auto" w:fill="D9E1F2"/>
-          </w:tcPr>
-          <w:p>
-            <w:r>
-              <w:rPr>
-                <w:b/>
-              </w:rPr>
-              <w:t>完成情况</w:t>
-            </w:r>
-          </w:p>
-        </w:tc>
-        <w:tc>
-          <w:tcPr>
-            <w:tcW w:type="dxa" w:w="1344"/>
-            <w:shd w:val="clear" w:color="auto" w:fill="D9E1F2"/>
-          </w:tcPr>
-          <w:p>
-            <w:r>
-              <w:rPr>
-                <w:b/>
-              </w:rPr>
-              <w:t>完成时间</w:t>
-            </w:r>
-          </w:p>
-        </w:tc>
-      </w:tr>
-      <w:tr>
-        <w:tc>
-          <w:tcPr>
-            <w:tcW w:type="dxa" w:w="1344"/>
-          </w:tcPr>
-          <w:p>
-            <w:r>
-              <w:t>1</w:t>
-            </w:r>
-          </w:p>
-        </w:tc>
-        <w:tc>
-          <w:tcPr>
-            <w:tcW w:type="dxa" w:w="1344"/>
-          </w:tcPr>
-          <w:p>
-            <w:r>
-              <w:t>战略推动智能体</w:t>
-            </w:r>
-          </w:p>
-        </w:tc>
-        <w:tc>
-          <w:tcPr>
-            <w:tcW w:type="dxa" w:w="1344"/>
-          </w:tcPr>
-          <w:p>
-            <w:r>
-              <w:t>strategic-execution</w:t>
-            </w:r>
-          </w:p>
-        </w:tc>
-        <w:tc>
-          <w:tcPr>
-            <w:tcW w:type="dxa" w:w="1344"/>
-          </w:tcPr>
-          <w:p>
-            <w:r>
-              <w:t>strategic-execution</w:t>
-            </w:r>
-          </w:p>
-        </w:tc>
-        <w:tc>
-          <w:tcPr>
-            <w:tcW w:type="dxa" w:w="1344"/>
-          </w:tcPr>
-          <w:p>
-            <w:r>
-              <w:t>战略决策推动/重大项目决策落实/标准原则制定/组织架构构建/高层沟通管理</w:t>
-            </w:r>
-          </w:p>
-        </w:tc>
-        <w:tc>
-          <w:tcPr>
-            <w:tcW w:type="dxa" w:w="1344"/>
-          </w:tcPr>
-          <w:p>
-            <w:r>
-              <w:t>已完成</w:t>
-            </w:r>
-          </w:p>
-        </w:tc>
-        <w:tc>
-          <w:tcPr>
-            <w:tcW w:type="dxa" w:w="1344"/>
-          </w:tcPr>
-          <w:p>
-            <w:r>
-              <w:t>2026-07-31</w:t>
-            </w:r>
-          </w:p>
-        </w:tc>
-      </w:tr>
-      <w:tr>
-        <w:tc>
-          <w:tcPr>
-            <w:tcW w:type="dxa" w:w="1344"/>
-          </w:tcPr>
-          <w:p>
-            <w:r>
-              <w:t>2</w:t>
-            </w:r>
-          </w:p>
-        </w:tc>
-        <w:tc>
-          <w:tcPr>
-            <w:tcW w:type="dxa" w:w="1344"/>
-          </w:tcPr>
-          <w:p>
-            <w:r>
-              <w:t>项目管控智能体</w:t>
-            </w:r>
-          </w:p>
-        </w:tc>
-        <w:tc>
-          <w:tcPr>
-            <w:tcW w:type="dxa" w:w="1344"/>
-          </w:tcPr>
-          <w:p>
-            <w:r>
-              <w:t>project-control</w:t>
-            </w:r>
-          </w:p>
-        </w:tc>
-        <w:tc>
-          <w:tcPr>
-            <w:tcW w:type="dxa" w:w="1344"/>
-          </w:tcPr>
-          <w:p>
-            <w:r>
-              <w:t>project-control</w:t>
-            </w:r>
-          </w:p>
-        </w:tc>
-        <w:tc>
-          <w:tcPr>
-            <w:tcW w:type="dxa" w:w="1344"/>
-          </w:tcPr>
-          <w:p>
-            <w:r>
-              <w:t>项目全局掌控/计划制定与跟踪/风险识别与规避/跨部门协调沟通/关键环节推进/架构管控咨询/需求管控咨询</w:t>
-            </w:r>
-          </w:p>
-        </w:tc>
-        <w:tc>
-          <w:tcPr>
-            <w:tcW w:type="dxa" w:w="1344"/>
-          </w:tcPr>
-          <w:p>
-            <w:r>
-              <w:t>已完成</w:t>
-            </w:r>
-          </w:p>
-        </w:tc>
-        <w:tc>
-          <w:tcPr>
-            <w:tcW w:type="dxa" w:w="1344"/>
-          </w:tcPr>
-          <w:p>
-            <w:r>
-              <w:t>2026-07-31</w:t>
-            </w:r>
-          </w:p>
-        </w:tc>
-      </w:tr>
-      <w:tr>
-        <w:tc>
-          <w:tcPr>
-            <w:tcW w:type="dxa" w:w="1344"/>
-          </w:tcPr>
-          <w:p>
-            <w:r>
-              <w:t>3</w:t>
-            </w:r>
-          </w:p>
-        </w:tc>
-        <w:tc>
-          <w:tcPr>
-            <w:tcW w:type="dxa" w:w="1344"/>
-          </w:tcPr>
-          <w:p>
-            <w:r>
-              <w:t>项目执行智能体</w:t>
-            </w:r>
-          </w:p>
-        </w:tc>
-        <w:tc>
-          <w:tcPr>
-            <w:tcW w:type="dxa" w:w="1344"/>
-          </w:tcPr>
-          <w:p>
-            <w:r>
-              <w:t>project-execution</w:t>
-            </w:r>
-          </w:p>
-        </w:tc>
-        <w:tc>
-          <w:tcPr>
-            <w:tcW w:type="dxa" w:w="1344"/>
-          </w:tcPr>
-          <w:p>
-            <w:r>
-              <w:t>project-execution</w:t>
-            </w:r>
-          </w:p>
-        </w:tc>
-        <w:tc>
-          <w:tcPr>
-            <w:tcW w:type="dxa" w:w="1344"/>
-          </w:tcPr>
-          <w:p>
-            <w:r>
-              <w:t>项目日常跟踪/项目报告生成/会议纪要管理/管理规范检查/模版工具管理/配置项管理/变更流程控制</w:t>
-            </w:r>
-          </w:p>
-        </w:tc>
-        <w:tc>
-          <w:tcPr>
-            <w:tcW w:type="dxa" w:w="1344"/>
-          </w:tcPr>
-          <w:p>
-            <w:r>
-              <w:t>已完成</w:t>
-            </w:r>
-          </w:p>
-        </w:tc>
-        <w:tc>
-          <w:tcPr>
-            <w:tcW w:type="dxa" w:w="1344"/>
-          </w:tcPr>
-          <w:p>
-            <w:r>
-              <w:t>2026-07-31</w:t>
-            </w:r>
-          </w:p>
-        </w:tc>
-      </w:tr>
-      <w:tr>
-        <w:tc>
-          <w:tcPr>
-            <w:tcW w:type="dxa" w:w="1344"/>
-          </w:tcPr>
-          <w:p>
-            <w:r>
-              <w:t>4</w:t>
-            </w:r>
-          </w:p>
-        </w:tc>
-        <w:tc>
-          <w:tcPr>
-            <w:tcW w:type="dxa" w:w="1344"/>
-          </w:tcPr>
-          <w:p>
-            <w:r>
-              <w:t>项目检查智能体</w:t>
-            </w:r>
-          </w:p>
-        </w:tc>
-        <w:tc>
-          <w:tcPr>
-            <w:tcW w:type="dxa" w:w="1344"/>
-          </w:tcPr>
-          <w:p>
-            <w:r>
-              <w:t>project-inspection</w:t>
-            </w:r>
-          </w:p>
-        </w:tc>
-        <w:tc>
-          <w:tcPr>
-            <w:tcW w:type="dxa" w:w="1344"/>
-          </w:tcPr>
-          <w:p>
-            <w:r>
-              <w:t>project-inspection</w:t>
-            </w:r>
-          </w:p>
-        </w:tc>
-        <w:tc>
-          <w:tcPr>
-            <w:tcW w:type="dxa" w:w="1344"/>
-          </w:tcPr>
-          <w:p>
-            <w:r>
-              <w:t>质量审查/供应商评估/合规检查/伦理合规/收尾审查</w:t>
-            </w:r>
-          </w:p>
-        </w:tc>
-        <w:tc>
-          <w:tcPr>
-            <w:tcW w:type="dxa" w:w="1344"/>
-          </w:tcPr>
-          <w:p>
-            <w:r>
-              <w:t>已完成</w:t>
-            </w:r>
-          </w:p>
-        </w:tc>
-        <w:tc>
-          <w:tcPr>
-            <w:tcW w:type="dxa" w:w="1344"/>
-          </w:tcPr>
-          <w:p>
-            <w:r>
-              <w:t>2026-07-31</w:t>
-            </w:r>
-          </w:p>
-        </w:tc>
-      </w:tr>
-    </w:tbl>
-    <w:p/>
-    <w:p>
-      <w:r>
-        <w:rPr>
-          <w:b/>
-        </w:rPr>
-        <w:t>② Skill清单（36个Active Skill）：</w:t>
-      </w:r>
-    </w:p>
-    <w:tbl>
-      <w:tblPr>
-        <w:tblStyle w:val="TableGrid"/>
-        <w:tblW w:type="auto" w:w="0"/>
-        <w:jc w:val="center"/>
-        <w:tblLook w:firstColumn="1" w:firstRow="1" w:lastColumn="0" w:lastRow="0" w:noHBand="0" w:noVBand="1" w:val="04A0"/>
-      </w:tblPr>
-      <w:tblGrid>
-        <w:gridCol w:w="1568"/>
-        <w:gridCol w:w="1568"/>
-        <w:gridCol w:w="1568"/>
-        <w:gridCol w:w="1568"/>
-        <w:gridCol w:w="1568"/>
-        <w:gridCol w:w="1568"/>
-      </w:tblGrid>
-      <w:tr>
-        <w:tc>
-          <w:tcPr>
-            <w:tcW w:type="dxa" w:w="1568"/>
-            <w:shd w:val="clear" w:color="auto" w:fill="D9E1F2"/>
-          </w:tcPr>
-          <w:p>
-            <w:r>
-              <w:rPr>
-                <w:b/>
-              </w:rPr>
-              <w:t>Skill ID</w:t>
-            </w:r>
-          </w:p>
-        </w:tc>
-        <w:tc>
-          <w:tcPr>
-            <w:tcW w:type="dxa" w:w="1568"/>
-            <w:shd w:val="clear" w:color="auto" w:fill="D9E1F2"/>
-          </w:tcPr>
-          <w:p>
-            <w:r>
-              <w:rPr>
-                <w:b/>
-              </w:rPr>
-              <w:t>Skill名称</w:t>
-            </w:r>
-          </w:p>
-        </w:tc>
-        <w:tc>
-          <w:tcPr>
-            <w:tcW w:type="dxa" w:w="1568"/>
-            <w:shd w:val="clear" w:color="auto" w:fill="D9E1F2"/>
-          </w:tcPr>
-          <w:p>
-            <w:r>
-              <w:rPr>
-                <w:b/>
-              </w:rPr>
-              <w:t>技能描述</w:t>
-            </w:r>
-          </w:p>
-        </w:tc>
-        <w:tc>
-          <w:tcPr>
-            <w:tcW w:type="dxa" w:w="1568"/>
-            <w:shd w:val="clear" w:color="auto" w:fill="D9E1F2"/>
-          </w:tcPr>
-          <w:p>
-            <w:r>
-              <w:rPr>
-                <w:b/>
-              </w:rPr>
-              <w:t>类型</w:t>
-            </w:r>
-          </w:p>
-        </w:tc>
-        <w:tc>
-          <w:tcPr>
-            <w:tcW w:type="dxa" w:w="1568"/>
-            <w:shd w:val="clear" w:color="auto" w:fill="D9E1F2"/>
-          </w:tcPr>
-          <w:p>
-            <w:r>
-              <w:rPr>
-                <w:b/>
-              </w:rPr>
-              <w:t>主用Agent</w:t>
-            </w:r>
-          </w:p>
-        </w:tc>
-        <w:tc>
-          <w:tcPr>
-            <w:tcW w:type="dxa" w:w="1568"/>
-            <w:shd w:val="clear" w:color="auto" w:fill="D9E1F2"/>
-          </w:tcPr>
-          <w:p>
-            <w:r>
-              <w:rPr>
-                <w:b/>
-              </w:rPr>
-              <w:t>完成情况</w:t>
-            </w:r>
-          </w:p>
-        </w:tc>
-      </w:tr>
-      <w:tr>
-        <w:tc>
-          <w:tcPr>
-            <w:tcW w:type="dxa" w:w="1568"/>
-          </w:tcPr>
-          <w:p>
-            <w:r>
-              <w:t>strategy-decision-facilitation</w:t>
-            </w:r>
-          </w:p>
-        </w:tc>
-        <w:tc>
-          <w:tcPr>
-            <w:tcW w:type="dxa" w:w="1568"/>
-          </w:tcPr>
-          <w:p>
-            <w:r>
-              <w:t>战略决策推动</w:t>
-            </w:r>
-          </w:p>
-        </w:tc>
-        <w:tc>
-          <w:tcPr>
-            <w:tcW w:type="dxa" w:w="1568"/>
-          </w:tcPr>
-          <w:p>
-            <w:r>
-              <w:t>5阶段战略决策框架（问题界定→方案→评估→共识→文档）</w:t>
-            </w:r>
-          </w:p>
-        </w:tc>
-        <w:tc>
-          <w:tcPr>
-            <w:tcW w:type="dxa" w:w="1568"/>
-          </w:tcPr>
-          <w:p>
-            <w:r>
-              <w:t>原子Skill</w:t>
-            </w:r>
-          </w:p>
-        </w:tc>
-        <w:tc>
-          <w:tcPr>
-            <w:tcW w:type="dxa" w:w="1568"/>
-          </w:tcPr>
-          <w:p>
-            <w:r>
-              <w:t>战略推动智能体</w:t>
-            </w:r>
-          </w:p>
-        </w:tc>
-        <w:tc>
-          <w:tcPr>
-            <w:tcW w:type="dxa" w:w="1568"/>
-          </w:tcPr>
-          <w:p>
-            <w:r>
-              <w:t>已完成</w:t>
-            </w:r>
-          </w:p>
-        </w:tc>
-      </w:tr>
-      <w:tr>
-        <w:tc>
-          <w:tcPr>
-            <w:tcW w:type="dxa" w:w="1568"/>
-          </w:tcPr>
-          <w:p>
-            <w:r>
-              <w:t>project-charter-writer</w:t>
-            </w:r>
-          </w:p>
-        </w:tc>
-        <w:tc>
-          <w:tcPr>
-            <w:tcW w:type="dxa" w:w="1568"/>
-          </w:tcPr>
-          <w:p>
-            <w:r>
-              <w:t>项目章程生成</w:t>
-            </w:r>
-          </w:p>
-        </w:tc>
-        <w:tc>
-          <w:tcPr>
-            <w:tcW w:type="dxa" w:w="1568"/>
-          </w:tcPr>
-          <w:p>
-            <w:r>
-              <w:t>生成.docx格式项目章程文件</w:t>
-            </w:r>
-          </w:p>
-        </w:tc>
-        <w:tc>
-          <w:tcPr>
-            <w:tcW w:type="dxa" w:w="1568"/>
-          </w:tcPr>
-          <w:p>
-            <w:r>
-              <w:t>原子Skill</w:t>
-            </w:r>
-          </w:p>
-        </w:tc>
-        <w:tc>
-          <w:tcPr>
-            <w:tcW w:type="dxa" w:w="1568"/>
-          </w:tcPr>
-          <w:p>
-            <w:r>
-              <w:t>战略推动智能体</w:t>
-            </w:r>
-          </w:p>
-        </w:tc>
-        <w:tc>
-          <w:tcPr>
-            <w:tcW w:type="dxa" w:w="1568"/>
-          </w:tcPr>
-          <w:p>
-            <w:r>
-              <w:t>已完成</w:t>
-            </w:r>
-          </w:p>
-        </w:tc>
-      </w:tr>
-      <w:tr>
-        <w:tc>
-          <w:tcPr>
-            <w:tcW w:type="dxa" w:w="1568"/>
-          </w:tcPr>
-          <w:p>
-            <w:r>
-              <w:t>org-structure-builder</w:t>
-            </w:r>
-          </w:p>
-        </w:tc>
-        <w:tc>
-          <w:tcPr>
-            <w:tcW w:type="dxa" w:w="1568"/>
-          </w:tcPr>
-          <w:p>
-            <w:r>
-              <w:t>组织架构构建</w:t>
-            </w:r>
-          </w:p>
-        </w:tc>
-        <w:tc>
-          <w:tcPr>
-            <w:tcW w:type="dxa" w:w="1568"/>
-          </w:tcPr>
-          <w:p>
-            <w:r>
-              <w:t>治理层次设计（指导委员会/PMO/执行组）</w:t>
-            </w:r>
-          </w:p>
-        </w:tc>
-        <w:tc>
-          <w:tcPr>
-            <w:tcW w:type="dxa" w:w="1568"/>
-          </w:tcPr>
-          <w:p>
-            <w:r>
-              <w:t>原子Skill</w:t>
-            </w:r>
-          </w:p>
-        </w:tc>
-        <w:tc>
-          <w:tcPr>
-            <w:tcW w:type="dxa" w:w="1568"/>
-          </w:tcPr>
-          <w:p>
-            <w:r>
-              <w:t>战略推动智能体</w:t>
-            </w:r>
-          </w:p>
-        </w:tc>
-        <w:tc>
-          <w:tcPr>
-            <w:tcW w:type="dxa" w:w="1568"/>
-          </w:tcPr>
-          <w:p>
-            <w:r>
-              <w:t>已完成</w:t>
-            </w:r>
-          </w:p>
-        </w:tc>
-      </w:tr>
-      <w:tr>
-        <w:tc>
-          <w:tcPr>
-            <w:tcW w:type="dxa" w:w="1568"/>
-          </w:tcPr>
-          <w:p>
-            <w:r>
-              <w:t>earned-value-evm-orchestrator</w:t>
-            </w:r>
-          </w:p>
-        </w:tc>
-        <w:tc>
-          <w:tcPr>
-            <w:tcW w:type="dxa" w:w="1568"/>
-          </w:tcPr>
-          <w:p>
-            <w:r>
-              <w:t>挣值管控编排链</w:t>
-            </w:r>
-          </w:p>
-        </w:tc>
-        <w:tc>
-          <w:tcPr>
-            <w:tcW w:type="dxa" w:w="1568"/>
-          </w:tcPr>
-          <w:p>
-            <w:r>
-              <w:t>挣值管理全流程编排（EVM分析→偏差→ETC）</w:t>
-            </w:r>
-          </w:p>
-        </w:tc>
-        <w:tc>
-          <w:tcPr>
-            <w:tcW w:type="dxa" w:w="1568"/>
-          </w:tcPr>
-          <w:p>
-            <w:r>
-              <w:t>编排Skill</w:t>
-            </w:r>
-          </w:p>
-        </w:tc>
-        <w:tc>
-          <w:tcPr>
-            <w:tcW w:type="dxa" w:w="1568"/>
-          </w:tcPr>
-          <w:p>
-            <w:r>
-              <w:t>项目管控智能体</w:t>
-            </w:r>
-          </w:p>
-        </w:tc>
-        <w:tc>
-          <w:tcPr>
-            <w:tcW w:type="dxa" w:w="1568"/>
-          </w:tcPr>
-          <w:p>
-            <w:r>
-              <w:t>已完成</w:t>
-            </w:r>
-          </w:p>
-        </w:tc>
-      </w:tr>
-      <w:tr>
-        <w:tc>
-          <w:tcPr>
-            <w:tcW w:type="dxa" w:w="1568"/>
-          </w:tcPr>
-          <w:p>
-            <w:r>
-              <w:t>project-oversight-risk-orchestrator</w:t>
-            </w:r>
-          </w:p>
-        </w:tc>
-        <w:tc>
-          <w:tcPr>
-            <w:tcW w:type="dxa" w:w="1568"/>
-          </w:tcPr>
-          <w:p>
-            <w:r>
-              <w:t>风险监控编排链</w:t>
-            </w:r>
-          </w:p>
-        </w:tc>
-        <w:tc>
-          <w:tcPr>
-            <w:tcW w:type="dxa" w:w="1568"/>
-          </w:tcPr>
-          <w:p>
-            <w:r>
-              <w:t>五维度监控+风险联动编排</w:t>
-            </w:r>
-          </w:p>
-        </w:tc>
-        <w:tc>
-          <w:tcPr>
-            <w:tcW w:type="dxa" w:w="1568"/>
-          </w:tcPr>
-          <w:p>
-            <w:r>
-              <w:t>编排Skill</w:t>
-            </w:r>
-          </w:p>
-        </w:tc>
-        <w:tc>
-          <w:tcPr>
-            <w:tcW w:type="dxa" w:w="1568"/>
-          </w:tcPr>
-          <w:p>
-            <w:r>
-              <w:t>项目管控智能体</w:t>
-            </w:r>
-          </w:p>
-        </w:tc>
-        <w:tc>
-          <w:tcPr>
-            <w:tcW w:type="dxa" w:w="1568"/>
-          </w:tcPr>
-          <w:p>
-            <w:r>
-              <w:t>已完成</w:t>
-            </w:r>
-          </w:p>
-        </w:tc>
-      </w:tr>
-      <w:tr>
-        <w:tc>
-          <w:tcPr>
-            <w:tcW w:type="dxa" w:w="1568"/>
-          </w:tcPr>
-          <w:p>
-            <w:r>
-              <w:t>cross-dept-solution-orchestrator</w:t>
-            </w:r>
-          </w:p>
-        </w:tc>
-        <w:tc>
-          <w:tcPr>
-            <w:tcW w:type="dxa" w:w="1568"/>
-          </w:tcPr>
-          <w:p>
-            <w:r>
-              <w:t>跨部门协调编排链</w:t>
-            </w:r>
-          </w:p>
-        </w:tc>
-        <w:tc>
-          <w:tcPr>
-            <w:tcW w:type="dxa" w:w="1568"/>
-          </w:tcPr>
-          <w:p>
-            <w:r>
-              <w:t>跨部门协调+解决方案生成编排</w:t>
-            </w:r>
-          </w:p>
-        </w:tc>
-        <w:tc>
-          <w:tcPr>
-            <w:tcW w:type="dxa" w:w="1568"/>
-          </w:tcPr>
-          <w:p>
-            <w:r>
-              <w:t>编排Skill</w:t>
-            </w:r>
-          </w:p>
-        </w:tc>
-        <w:tc>
-          <w:tcPr>
-            <w:tcW w:type="dxa" w:w="1568"/>
-          </w:tcPr>
-          <w:p>
-            <w:r>
-              <w:t>项目管控智能体</w:t>
-            </w:r>
-          </w:p>
-        </w:tc>
-        <w:tc>
-          <w:tcPr>
-            <w:tcW w:type="dxa" w:w="1568"/>
-          </w:tcPr>
-          <w:p>
-            <w:r>
-              <w:t>已完成</w:t>
-            </w:r>
-          </w:p>
-        </w:tc>
-      </w:tr>
-      <w:tr>
-        <w:tc>
-          <w:tcPr>
-            <w:tcW w:type="dxa" w:w="1568"/>
-          </w:tcPr>
-          <w:p>
-            <w:r>
-              <w:t>wbs-schedule-milestone-orchestrator</w:t>
-            </w:r>
-          </w:p>
-        </w:tc>
-        <w:tc>
-          <w:tcPr>
-            <w:tcW w:type="dxa" w:w="1568"/>
-          </w:tcPr>
-          <w:p>
-            <w:r>
-              <w:t>计划链编排</w:t>
-            </w:r>
-          </w:p>
-        </w:tc>
-        <w:tc>
-          <w:tcPr>
-            <w:tcW w:type="dxa" w:w="1568"/>
-          </w:tcPr>
-          <w:p>
-            <w:r>
-              <w:t>WBS+三层计划+里程碑编排</w:t>
-            </w:r>
-          </w:p>
-        </w:tc>
-        <w:tc>
-          <w:tcPr>
-            <w:tcW w:type="dxa" w:w="1568"/>
-          </w:tcPr>
-          <w:p>
-            <w:r>
-              <w:t>编排Skill</w:t>
-            </w:r>
-          </w:p>
-        </w:tc>
-        <w:tc>
-          <w:tcPr>
-            <w:tcW w:type="dxa" w:w="1568"/>
-          </w:tcPr>
-          <w:p>
-            <w:r>
-              <w:t>战略/管控智能体</w:t>
-            </w:r>
-          </w:p>
-        </w:tc>
-        <w:tc>
-          <w:tcPr>
-            <w:tcW w:type="dxa" w:w="1568"/>
-          </w:tcPr>
-          <w:p>
-            <w:r>
-              <w:t>已完成</w:t>
-            </w:r>
-          </w:p>
-        </w:tc>
-      </w:tr>
-      <w:tr>
-        <w:tc>
-          <w:tcPr>
-            <w:tcW w:type="dxa" w:w="1568"/>
-          </w:tcPr>
-          <w:p>
-            <w:r>
-              <w:t>org-stakeholder-communication-orchestrator</w:t>
-            </w:r>
-          </w:p>
-        </w:tc>
-        <w:tc>
-          <w:tcPr>
-            <w:tcW w:type="dxa" w:w="1568"/>
-          </w:tcPr>
-          <w:p>
-            <w:r>
-              <w:t>治理沟通编排链</w:t>
-            </w:r>
-          </w:p>
-        </w:tc>
-        <w:tc>
-          <w:tcPr>
-            <w:tcW w:type="dxa" w:w="1568"/>
-          </w:tcPr>
-          <w:p>
-            <w:r>
-              <w:t>治理架构设计+干系人沟通规划编排</w:t>
-            </w:r>
-          </w:p>
-        </w:tc>
-        <w:tc>
-          <w:tcPr>
-            <w:tcW w:type="dxa" w:w="1568"/>
-          </w:tcPr>
-          <w:p>
-            <w:r>
-              <w:t>编排Skill</w:t>
-            </w:r>
-          </w:p>
-        </w:tc>
-        <w:tc>
-          <w:tcPr>
-            <w:tcW w:type="dxa" w:w="1568"/>
-          </w:tcPr>
-          <w:p>
-            <w:r>
-              <w:t>战略推动智能体</w:t>
-            </w:r>
-          </w:p>
-        </w:tc>
-        <w:tc>
-          <w:tcPr>
-            <w:tcW w:type="dxa" w:w="1568"/>
-          </w:tcPr>
-          <w:p>
-            <w:r>
-              <w:t>已完成</w:t>
-            </w:r>
-          </w:p>
-        </w:tc>
-      </w:tr>
-      <w:tr>
-        <w:tc>
-          <w:tcPr>
-            <w:tcW w:type="dxa" w:w="1568"/>
-          </w:tcPr>
-          <w:p>
-            <w:r>
-              <w:t>strategy-charter-orchestrator</w:t>
-            </w:r>
-          </w:p>
-        </w:tc>
-        <w:tc>
-          <w:tcPr>
-            <w:tcW w:type="dxa" w:w="1568"/>
-          </w:tcPr>
-          <w:p>
-            <w:r>
-              <w:t>战略章程编排链</w:t>
-            </w:r>
-          </w:p>
-        </w:tc>
-        <w:tc>
-          <w:tcPr>
-            <w:tcW w:type="dxa" w:w="1568"/>
-          </w:tcPr>
-          <w:p>
-            <w:r>
-              <w:t>战略决策→项目章程→规划启动编排</w:t>
-            </w:r>
-          </w:p>
-        </w:tc>
-        <w:tc>
-          <w:tcPr>
-            <w:tcW w:type="dxa" w:w="1568"/>
-          </w:tcPr>
-          <w:p>
-            <w:r>
-              <w:t>编排Skill</w:t>
-            </w:r>
-          </w:p>
-        </w:tc>
-        <w:tc>
-          <w:tcPr>
-            <w:tcW w:type="dxa" w:w="1568"/>
-          </w:tcPr>
-          <w:p>
-            <w:r>
-              <w:t>战略推动智能体</w:t>
-            </w:r>
-          </w:p>
-        </w:tc>
-        <w:tc>
-          <w:tcPr>
-            <w:tcW w:type="dxa" w:w="1568"/>
-          </w:tcPr>
-          <w:p>
-            <w:r>
-              <w:t>已完成</w:t>
-            </w:r>
-          </w:p>
-        </w:tc>
-      </w:tr>
-      <w:tr>
-        <w:tc>
-          <w:tcPr>
-            <w:tcW w:type="dxa" w:w="1568"/>
-          </w:tcPr>
-          <w:p>
-            <w:r>
-              <w:t>earned-value-tracker</w:t>
-            </w:r>
-          </w:p>
-        </w:tc>
-        <w:tc>
-          <w:tcPr>
-            <w:tcW w:type="dxa" w:w="1568"/>
-          </w:tcPr>
-          <w:p>
-            <w:r>
-              <w:t>挣值数据更新</w:t>
-            </w:r>
-          </w:p>
-        </w:tc>
-        <w:tc>
-          <w:tcPr>
-            <w:tcW w:type="dxa" w:w="1568"/>
-          </w:tcPr>
-          <w:p>
-            <w:r>
-              <w:t>EVM指标计算、S曲线生成</w:t>
-            </w:r>
-          </w:p>
-        </w:tc>
-        <w:tc>
-          <w:tcPr>
-            <w:tcW w:type="dxa" w:w="1568"/>
-          </w:tcPr>
-          <w:p>
-            <w:r>
-              <w:t>原子Skill</w:t>
-            </w:r>
-          </w:p>
-        </w:tc>
-        <w:tc>
-          <w:tcPr>
-            <w:tcW w:type="dxa" w:w="1568"/>
-          </w:tcPr>
-          <w:p>
-            <w:r>
-              <w:t>项目管控/执行智能体</w:t>
-            </w:r>
-          </w:p>
-        </w:tc>
-        <w:tc>
-          <w:tcPr>
-            <w:tcW w:type="dxa" w:w="1568"/>
-          </w:tcPr>
-          <w:p>
-            <w:r>
-              <w:t>已完成</w:t>
-            </w:r>
-          </w:p>
-        </w:tc>
-      </w:tr>
-      <w:tr>
-        <w:tc>
-          <w:tcPr>
-            <w:tcW w:type="dxa" w:w="1568"/>
-          </w:tcPr>
-          <w:p>
-            <w:r>
-              <w:t>etc-reestimation-helper</w:t>
-            </w:r>
-          </w:p>
-        </w:tc>
-        <w:tc>
-          <w:tcPr>
-            <w:tcW w:type="dxa" w:w="1568"/>
-          </w:tcPr>
-          <w:p>
-            <w:r>
-              <w:t>EAC重新估算</w:t>
-            </w:r>
-          </w:p>
-        </w:tc>
-        <w:tc>
-          <w:tcPr>
-            <w:tcW w:type="dxa" w:w="1568"/>
-          </w:tcPr>
-          <w:p>
-            <w:r>
-              <w:t>完工尚需估算、SCCB审批包生成</w:t>
-            </w:r>
-          </w:p>
-        </w:tc>
-        <w:tc>
-          <w:tcPr>
-            <w:tcW w:type="dxa" w:w="1568"/>
-          </w:tcPr>
-          <w:p>
-            <w:r>
-              <w:t>原子Skill</w:t>
-            </w:r>
-          </w:p>
-        </w:tc>
-        <w:tc>
-          <w:tcPr>
-            <w:tcW w:type="dxa" w:w="1568"/>
-          </w:tcPr>
-          <w:p>
-            <w:r>
-              <w:t>项目管控智能体</w:t>
-            </w:r>
-          </w:p>
-        </w:tc>
-        <w:tc>
-          <w:tcPr>
-            <w:tcW w:type="dxa" w:w="1568"/>
-          </w:tcPr>
-          <w:p>
-            <w:r>
-              <w:t>已完成</w:t>
-            </w:r>
-          </w:p>
-        </w:tc>
-      </w:tr>
-      <w:tr>
-        <w:tc>
-          <w:tcPr>
-            <w:tcW w:type="dxa" w:w="1568"/>
-          </w:tcPr>
-          <w:p>
-            <w:r>
-              <w:t>risk-register-builder</w:t>
-            </w:r>
-          </w:p>
-        </w:tc>
-        <w:tc>
-          <w:tcPr>
-            <w:tcW w:type="dxa" w:w="1568"/>
-          </w:tcPr>
-          <w:p>
-            <w:r>
-              <w:t>风险登记册维护</w:t>
-            </w:r>
-          </w:p>
-        </w:tc>
-        <w:tc>
-          <w:tcPr>
-            <w:tcW w:type="dxa" w:w="1568"/>
-          </w:tcPr>
-          <w:p>
-            <w:r>
-              <w:t>风险识别/评估/应对/监控全流程</w:t>
-            </w:r>
-          </w:p>
-        </w:tc>
-        <w:tc>
-          <w:tcPr>
-            <w:tcW w:type="dxa" w:w="1568"/>
-          </w:tcPr>
-          <w:p>
-            <w:r>
-              <w:t>原子Skill</w:t>
-            </w:r>
-          </w:p>
-        </w:tc>
-        <w:tc>
-          <w:tcPr>
-            <w:tcW w:type="dxa" w:w="1568"/>
-          </w:tcPr>
-          <w:p>
-            <w:r>
-              <w:t>项目管控/战略智能体</w:t>
-            </w:r>
-          </w:p>
-        </w:tc>
-        <w:tc>
-          <w:tcPr>
-            <w:tcW w:type="dxa" w:w="1568"/>
-          </w:tcPr>
-          <w:p>
-            <w:r>
-              <w:t>已完成</w:t>
-            </w:r>
-          </w:p>
-        </w:tc>
-      </w:tr>
-      <w:tr>
-        <w:tc>
-          <w:tcPr>
-            <w:tcW w:type="dxa" w:w="1568"/>
-          </w:tcPr>
-          <w:p>
-            <w:r>
-              <w:t>schedule-sequencer</w:t>
-            </w:r>
-          </w:p>
-        </w:tc>
-        <w:tc>
-          <w:tcPr>
-            <w:tcW w:type="dxa" w:w="1568"/>
-          </w:tcPr>
-          <w:p>
-            <w:r>
-              <w:t>进度排序关键路径</w:t>
-            </w:r>
-          </w:p>
-        </w:tc>
-        <w:tc>
-          <w:tcPr>
-            <w:tcW w:type="dxa" w:w="1568"/>
-          </w:tcPr>
-          <w:p>
-            <w:r>
-              <w:t>进度排序、关键路径识别</w:t>
-            </w:r>
-          </w:p>
-        </w:tc>
-        <w:tc>
-          <w:tcPr>
-            <w:tcW w:type="dxa" w:w="1568"/>
-          </w:tcPr>
-          <w:p>
-            <w:r>
-              <w:t>原子Skill</w:t>
-            </w:r>
-          </w:p>
-        </w:tc>
-        <w:tc>
-          <w:tcPr>
-            <w:tcW w:type="dxa" w:w="1568"/>
-          </w:tcPr>
-          <w:p>
-            <w:r>
-              <w:t>项目管控智能体</w:t>
-            </w:r>
-          </w:p>
-        </w:tc>
-        <w:tc>
-          <w:tcPr>
-            <w:tcW w:type="dxa" w:w="1568"/>
-          </w:tcPr>
-          <w:p>
-            <w:r>
-              <w:t>已完成</w:t>
-            </w:r>
-          </w:p>
-        </w:tc>
-      </w:tr>
-      <w:tr>
-        <w:tc>
-          <w:tcPr>
-            <w:tcW w:type="dxa" w:w="1568"/>
-          </w:tcPr>
-          <w:p>
-            <w:r>
-              <w:t>milestone-planner</w:t>
-            </w:r>
-          </w:p>
-        </w:tc>
-        <w:tc>
-          <w:tcPr>
-            <w:tcW w:type="dxa" w:w="1568"/>
-          </w:tcPr>
-          <w:p>
-            <w:r>
-              <w:t>里程碑规划</w:t>
-            </w:r>
-          </w:p>
-        </w:tc>
-        <w:tc>
-          <w:tcPr>
-            <w:tcW w:type="dxa" w:w="1568"/>
-          </w:tcPr>
-          <w:p>
-            <w:r>
-              <w:t>里程碑识别、规划与跟踪</w:t>
-            </w:r>
-          </w:p>
-        </w:tc>
-        <w:tc>
-          <w:tcPr>
-            <w:tcW w:type="dxa" w:w="1568"/>
-          </w:tcPr>
-          <w:p>
-            <w:r>
-              <w:t>原子Skill</w:t>
-            </w:r>
-          </w:p>
-        </w:tc>
-        <w:tc>
-          <w:tcPr>
-            <w:tcW w:type="dxa" w:w="1568"/>
-          </w:tcPr>
-          <w:p>
-            <w:r>
-              <w:t>项目管控智能体</w:t>
-            </w:r>
-          </w:p>
-        </w:tc>
-        <w:tc>
-          <w:tcPr>
-            <w:tcW w:type="dxa" w:w="1568"/>
-          </w:tcPr>
-          <w:p>
-            <w:r>
-              <w:t>已完成</w:t>
-            </w:r>
-          </w:p>
-        </w:tc>
-      </w:tr>
-      <w:tr>
-        <w:tc>
-          <w:tcPr>
-            <w:tcW w:type="dxa" w:w="1568"/>
-          </w:tcPr>
-          <w:p>
-            <w:r>
-              <w:t>wbs-builder</w:t>
-            </w:r>
-          </w:p>
-        </w:tc>
-        <w:tc>
-          <w:tcPr>
-            <w:tcW w:type="dxa" w:w="1568"/>
-          </w:tcPr>
-          <w:p>
-            <w:r>
-              <w:t>WBS分解</w:t>
-            </w:r>
-          </w:p>
-        </w:tc>
-        <w:tc>
-          <w:tcPr>
-            <w:tcW w:type="dxa" w:w="1568"/>
-          </w:tcPr>
-          <w:p>
-            <w:r>
-              <w:t>项目工作分解结构建立</w:t>
-            </w:r>
-          </w:p>
-        </w:tc>
-        <w:tc>
-          <w:tcPr>
-            <w:tcW w:type="dxa" w:w="1568"/>
-          </w:tcPr>
-          <w:p>
-            <w:r>
-              <w:t>原子Skill</w:t>
-            </w:r>
-          </w:p>
-        </w:tc>
-        <w:tc>
-          <w:tcPr>
-            <w:tcW w:type="dxa" w:w="1568"/>
-          </w:tcPr>
-          <w:p>
-            <w:r>
-              <w:t>项目管控智能体</w:t>
-            </w:r>
-          </w:p>
-        </w:tc>
-        <w:tc>
-          <w:tcPr>
-            <w:tcW w:type="dxa" w:w="1568"/>
-          </w:tcPr>
-          <w:p>
-            <w:r>
-              <w:t>已完成</w:t>
-            </w:r>
-          </w:p>
-        </w:tc>
-      </w:tr>
-      <w:tr>
-        <w:tc>
-          <w:tcPr>
-            <w:tcW w:type="dxa" w:w="1568"/>
-          </w:tcPr>
-          <w:p>
-            <w:r>
-              <w:t>cross-dept-coordination</w:t>
-            </w:r>
-          </w:p>
-        </w:tc>
-        <w:tc>
-          <w:tcPr>
-            <w:tcW w:type="dxa" w:w="1568"/>
-          </w:tcPr>
-          <w:p>
-            <w:r>
-              <w:t>跨部门协调</w:t>
-            </w:r>
-          </w:p>
-        </w:tc>
-        <w:tc>
-          <w:tcPr>
-            <w:tcW w:type="dxa" w:w="1568"/>
-          </w:tcPr>
-          <w:p>
-            <w:r>
-              <w:t>跨部门问题识别、推动与跟踪</w:t>
-            </w:r>
-          </w:p>
-        </w:tc>
-        <w:tc>
-          <w:tcPr>
-            <w:tcW w:type="dxa" w:w="1568"/>
-          </w:tcPr>
-          <w:p>
-            <w:r>
-              <w:t>原子Skill</w:t>
-            </w:r>
-          </w:p>
-        </w:tc>
-        <w:tc>
-          <w:tcPr>
-            <w:tcW w:type="dxa" w:w="1568"/>
-          </w:tcPr>
-          <w:p>
-            <w:r>
-              <w:t>项目管控智能体</w:t>
-            </w:r>
-          </w:p>
-        </w:tc>
-        <w:tc>
-          <w:tcPr>
-            <w:tcW w:type="dxa" w:w="1568"/>
-          </w:tcPr>
-          <w:p>
-            <w:r>
-              <w:t>已完成</w:t>
-            </w:r>
-          </w:p>
-        </w:tc>
-      </w:tr>
-      <w:tr>
-        <w:tc>
-          <w:tcPr>
-            <w:tcW w:type="dxa" w:w="1568"/>
-          </w:tcPr>
-          <w:p>
-            <w:r>
-              <w:t>scope-management</w:t>
-            </w:r>
-          </w:p>
-        </w:tc>
-        <w:tc>
-          <w:tcPr>
-            <w:tcW w:type="dxa" w:w="1568"/>
-          </w:tcPr>
-          <w:p>
-            <w:r>
-              <w:t>范围管理</w:t>
-            </w:r>
-          </w:p>
-        </w:tc>
-        <w:tc>
-          <w:tcPr>
-            <w:tcW w:type="dxa" w:w="1568"/>
-          </w:tcPr>
-          <w:p>
-            <w:r>
-              <w:t>范围变更分析与管理</w:t>
-            </w:r>
-          </w:p>
-        </w:tc>
-        <w:tc>
-          <w:tcPr>
-            <w:tcW w:type="dxa" w:w="1568"/>
-          </w:tcPr>
-          <w:p>
-            <w:r>
-              <w:t>原子Skill</w:t>
-            </w:r>
-          </w:p>
-        </w:tc>
-        <w:tc>
-          <w:tcPr>
-            <w:tcW w:type="dxa" w:w="1568"/>
-          </w:tcPr>
-          <w:p>
-            <w:r>
-              <w:t>项目执行/管控智能体</w:t>
-            </w:r>
-          </w:p>
-        </w:tc>
-        <w:tc>
-          <w:tcPr>
-            <w:tcW w:type="dxa" w:w="1568"/>
-          </w:tcPr>
-          <w:p>
-            <w:r>
-              <w:t>已完成</w:t>
-            </w:r>
-          </w:p>
-        </w:tc>
-      </w:tr>
-      <w:tr>
-        <w:tc>
-          <w:tcPr>
-            <w:tcW w:type="dxa" w:w="1568"/>
-          </w:tcPr>
-          <w:p>
-            <w:r>
-              <w:t>deployment-planning</w:t>
-            </w:r>
-          </w:p>
-        </w:tc>
-        <w:tc>
-          <w:tcPr>
-            <w:tcW w:type="dxa" w:w="1568"/>
-          </w:tcPr>
-          <w:p>
-            <w:r>
-              <w:t>投产规划咨询</w:t>
-            </w:r>
-          </w:p>
-        </w:tc>
-        <w:tc>
-          <w:tcPr>
-            <w:tcW w:type="dxa" w:w="1568"/>
-          </w:tcPr>
-          <w:p>
-            <w:r>
-              <w:t>投产窗口、风险、回滚方案规划</w:t>
-            </w:r>
-          </w:p>
-        </w:tc>
-        <w:tc>
-          <w:tcPr>
-            <w:tcW w:type="dxa" w:w="1568"/>
-          </w:tcPr>
-          <w:p>
-            <w:r>
-              <w:t>原子Skill</w:t>
-            </w:r>
-          </w:p>
-        </w:tc>
-        <w:tc>
-          <w:tcPr>
-            <w:tcW w:type="dxa" w:w="1568"/>
-          </w:tcPr>
-          <w:p>
-            <w:r>
-              <w:t>项目管控智能体</w:t>
-            </w:r>
-          </w:p>
-        </w:tc>
-        <w:tc>
-          <w:tcPr>
-            <w:tcW w:type="dxa" w:w="1568"/>
-          </w:tcPr>
-          <w:p>
-            <w:r>
-              <w:t>已完成</w:t>
-            </w:r>
-          </w:p>
-        </w:tc>
-      </w:tr>
-      <w:tr>
-        <w:tc>
-          <w:tcPr>
-            <w:tcW w:type="dxa" w:w="1568"/>
-          </w:tcPr>
-          <w:p>
-            <w:r>
-              <w:t>cost-estimation-helper</w:t>
-            </w:r>
-          </w:p>
-        </w:tc>
-        <w:tc>
-          <w:tcPr>
-            <w:tcW w:type="dxa" w:w="1568"/>
-          </w:tcPr>
-          <w:p>
-            <w:r>
-              <w:t>成本估算</w:t>
-            </w:r>
-          </w:p>
-        </w:tc>
-        <w:tc>
-          <w:tcPr>
-            <w:tcW w:type="dxa" w:w="1568"/>
-          </w:tcPr>
-          <w:p>
-            <w:r>
-              <w:t>类比法/参数法/自下而上法估算</w:t>
-            </w:r>
-          </w:p>
-        </w:tc>
-        <w:tc>
-          <w:tcPr>
-            <w:tcW w:type="dxa" w:w="1568"/>
-          </w:tcPr>
-          <w:p>
-            <w:r>
-              <w:t>原子Skill</w:t>
-            </w:r>
-          </w:p>
-        </w:tc>
-        <w:tc>
-          <w:tcPr>
-            <w:tcW w:type="dxa" w:w="1568"/>
-          </w:tcPr>
-          <w:p>
-            <w:r>
-              <w:t>项目管控智能体</w:t>
-            </w:r>
-          </w:p>
-        </w:tc>
-        <w:tc>
-          <w:tcPr>
-            <w:tcW w:type="dxa" w:w="1568"/>
-          </w:tcPr>
-          <w:p>
-            <w:r>
-              <w:t>已完成</w:t>
-            </w:r>
-          </w:p>
-        </w:tc>
-      </w:tr>
-      <w:tr>
-        <w:tc>
-          <w:tcPr>
-            <w:tcW w:type="dxa" w:w="1568"/>
-          </w:tcPr>
-          <w:p>
-            <w:r>
-              <w:t>report-generation</w:t>
-            </w:r>
-          </w:p>
-        </w:tc>
-        <w:tc>
-          <w:tcPr>
-            <w:tcW w:type="dxa" w:w="1568"/>
-          </w:tcPr>
-          <w:p>
-            <w:r>
-              <w:t>项目报告生成</w:t>
-            </w:r>
-          </w:p>
-        </w:tc>
-        <w:tc>
-          <w:tcPr>
-            <w:tcW w:type="dxa" w:w="1568"/>
-          </w:tcPr>
-          <w:p>
-            <w:r>
-              <w:t>周报/月报/专题报告生成</w:t>
-            </w:r>
-          </w:p>
-        </w:tc>
-        <w:tc>
-          <w:tcPr>
-            <w:tcW w:type="dxa" w:w="1568"/>
-          </w:tcPr>
-          <w:p>
-            <w:r>
-              <w:t>原子Skill</w:t>
-            </w:r>
-          </w:p>
-        </w:tc>
-        <w:tc>
-          <w:tcPr>
-            <w:tcW w:type="dxa" w:w="1568"/>
-          </w:tcPr>
-          <w:p>
-            <w:r>
-              <w:t>项目执行智能体</w:t>
-            </w:r>
-          </w:p>
-        </w:tc>
-        <w:tc>
-          <w:tcPr>
-            <w:tcW w:type="dxa" w:w="1568"/>
-          </w:tcPr>
-          <w:p>
-            <w:r>
-              <w:t>已完成</w:t>
-            </w:r>
-          </w:p>
-        </w:tc>
-      </w:tr>
-      <w:tr>
-        <w:tc>
-          <w:tcPr>
-            <w:tcW w:type="dxa" w:w="1568"/>
-          </w:tcPr>
-          <w:p>
-            <w:r>
-              <w:t>meeting-notes</w:t>
-            </w:r>
-          </w:p>
-        </w:tc>
-        <w:tc>
-          <w:tcPr>
-            <w:tcW w:type="dxa" w:w="1568"/>
-          </w:tcPr>
-          <w:p>
-            <w:r>
-              <w:t>会议纪要管理</w:t>
-            </w:r>
-          </w:p>
-        </w:tc>
-        <w:tc>
-          <w:tcPr>
-            <w:tcW w:type="dxa" w:w="1568"/>
-          </w:tcPr>
-          <w:p>
-            <w:r>
-              <w:t>会议纪要记录/分发/跟踪全流程</w:t>
-            </w:r>
-          </w:p>
-        </w:tc>
-        <w:tc>
-          <w:tcPr>
-            <w:tcW w:type="dxa" w:w="1568"/>
-          </w:tcPr>
-          <w:p>
-            <w:r>
-              <w:t>原子Skill</w:t>
-            </w:r>
-          </w:p>
-        </w:tc>
-        <w:tc>
-          <w:tcPr>
-            <w:tcW w:type="dxa" w:w="1568"/>
-          </w:tcPr>
-          <w:p>
-            <w:r>
-              <w:t>项目执行智能体</w:t>
-            </w:r>
-          </w:p>
-        </w:tc>
-        <w:tc>
-          <w:tcPr>
-            <w:tcW w:type="dxa" w:w="1568"/>
-          </w:tcPr>
-          <w:p>
-            <w:r>
-              <w:t>已完成</w:t>
-            </w:r>
-          </w:p>
-        </w:tc>
-      </w:tr>
-      <w:tr>
-        <w:tc>
-          <w:tcPr>
-            <w:tcW w:type="dxa" w:w="1568"/>
-          </w:tcPr>
-          <w:p>
-            <w:r>
-              <w:t>change-control</w:t>
-            </w:r>
-          </w:p>
-        </w:tc>
-        <w:tc>
-          <w:tcPr>
-            <w:tcW w:type="dxa" w:w="1568"/>
-          </w:tcPr>
-          <w:p>
-            <w:r>
-              <w:t>变更流程控制</w:t>
-            </w:r>
-          </w:p>
-        </w:tc>
-        <w:tc>
-          <w:tcPr>
-            <w:tcW w:type="dxa" w:w="1568"/>
-          </w:tcPr>
-          <w:p>
-            <w:r>
-              <w:t>变更申请→评估→审批→实施全流程</w:t>
-            </w:r>
-          </w:p>
-        </w:tc>
-        <w:tc>
-          <w:tcPr>
-            <w:tcW w:type="dxa" w:w="1568"/>
-          </w:tcPr>
-          <w:p>
-            <w:r>
-              <w:t>原子Skill</w:t>
-            </w:r>
-          </w:p>
-        </w:tc>
-        <w:tc>
-          <w:tcPr>
-            <w:tcW w:type="dxa" w:w="1568"/>
-          </w:tcPr>
-          <w:p>
-            <w:r>
-              <w:t>项目执行智能体</w:t>
-            </w:r>
-          </w:p>
-        </w:tc>
-        <w:tc>
-          <w:tcPr>
-            <w:tcW w:type="dxa" w:w="1568"/>
-          </w:tcPr>
-          <w:p>
-            <w:r>
-              <w:t>已完成</w:t>
-            </w:r>
-          </w:p>
-        </w:tc>
-      </w:tr>
-      <w:tr>
-        <w:tc>
-          <w:tcPr>
-            <w:tcW w:type="dxa" w:w="1568"/>
-          </w:tcPr>
-          <w:p>
-            <w:r>
-              <w:t>compliance-check</w:t>
-            </w:r>
-          </w:p>
-        </w:tc>
-        <w:tc>
-          <w:tcPr>
-            <w:tcW w:type="dxa" w:w="1568"/>
-          </w:tcPr>
-          <w:p>
-            <w:r>
-              <w:t>合规审计检查</w:t>
-            </w:r>
-          </w:p>
-        </w:tc>
-        <w:tc>
-          <w:tcPr>
-            <w:tcW w:type="dxa" w:w="1568"/>
-          </w:tcPr>
-          <w:p>
-            <w:r>
-              <w:t>Bank Compliance合规检查（SCCB/两行一员）</w:t>
-            </w:r>
-          </w:p>
-        </w:tc>
-        <w:tc>
-          <w:tcPr>
-            <w:tcW w:type="dxa" w:w="1568"/>
-          </w:tcPr>
-          <w:p>
-            <w:r>
-              <w:t>原子Skill</w:t>
-            </w:r>
-          </w:p>
-        </w:tc>
-        <w:tc>
-          <w:tcPr>
-            <w:tcW w:type="dxa" w:w="1568"/>
-          </w:tcPr>
-          <w:p>
-            <w:r>
-              <w:t>项目执行/检查智能体</w:t>
-            </w:r>
-          </w:p>
-        </w:tc>
-        <w:tc>
-          <w:tcPr>
-            <w:tcW w:type="dxa" w:w="1568"/>
-          </w:tcPr>
-          <w:p>
-            <w:r>
-              <w:t>已完成</w:t>
-            </w:r>
-          </w:p>
-        </w:tc>
-      </w:tr>
-      <w:tr>
-        <w:tc>
-          <w:tcPr>
-            <w:tcW w:type="dxa" w:w="1568"/>
-          </w:tcPr>
-          <w:p>
-            <w:r>
-              <w:t>config-item-management</w:t>
-            </w:r>
-          </w:p>
-        </w:tc>
-        <w:tc>
-          <w:tcPr>
-            <w:tcW w:type="dxa" w:w="1568"/>
-          </w:tcPr>
-          <w:p>
-            <w:r>
-              <w:t>配置项管理</w:t>
-            </w:r>
-          </w:p>
-        </w:tc>
-        <w:tc>
-          <w:tcPr>
-            <w:tcW w:type="dxa" w:w="1568"/>
-          </w:tcPr>
-          <w:p>
-            <w:r>
-              <w:t>配置项登记/版本/基线管理</w:t>
-            </w:r>
-          </w:p>
-        </w:tc>
-        <w:tc>
-          <w:tcPr>
-            <w:tcW w:type="dxa" w:w="1568"/>
-          </w:tcPr>
-          <w:p>
-            <w:r>
-              <w:t>原子Skill</w:t>
-            </w:r>
-          </w:p>
-        </w:tc>
-        <w:tc>
-          <w:tcPr>
-            <w:tcW w:type="dxa" w:w="1568"/>
-          </w:tcPr>
-          <w:p>
-            <w:r>
-              <w:t>项目执行智能体</w:t>
-            </w:r>
-          </w:p>
-        </w:tc>
-        <w:tc>
-          <w:tcPr>
-            <w:tcW w:type="dxa" w:w="1568"/>
-          </w:tcPr>
-          <w:p>
-            <w:r>
-              <w:t>已完成</w:t>
-            </w:r>
-          </w:p>
-        </w:tc>
-      </w:tr>
-      <w:tr>
-        <w:tc>
-          <w:tcPr>
-            <w:tcW w:type="dxa" w:w="1568"/>
-          </w:tcPr>
-          <w:p>
-            <w:r>
-              <w:t>template-management</w:t>
-            </w:r>
-          </w:p>
-        </w:tc>
-        <w:tc>
-          <w:tcPr>
-            <w:tcW w:type="dxa" w:w="1568"/>
-          </w:tcPr>
-          <w:p>
-            <w:r>
-              <w:t>模版工具管理</w:t>
-            </w:r>
-          </w:p>
-        </w:tc>
-        <w:tc>
-          <w:tcPr>
-            <w:tcW w:type="dxa" w:w="1568"/>
-          </w:tcPr>
-          <w:p>
-            <w:r>
-              <w:t>模板库/版本/推荐管理</w:t>
-            </w:r>
-          </w:p>
-        </w:tc>
-        <w:tc>
-          <w:tcPr>
-            <w:tcW w:type="dxa" w:w="1568"/>
-          </w:tcPr>
-          <w:p>
-            <w:r>
-              <w:t>原子Skill</w:t>
-            </w:r>
-          </w:p>
-        </w:tc>
-        <w:tc>
-          <w:tcPr>
-            <w:tcW w:type="dxa" w:w="1568"/>
-          </w:tcPr>
-          <w:p>
-            <w:r>
-              <w:t>项目执行智能体</w:t>
-            </w:r>
-          </w:p>
-        </w:tc>
-        <w:tc>
-          <w:tcPr>
-            <w:tcW w:type="dxa" w:w="1568"/>
-          </w:tcPr>
-          <w:p>
-            <w:r>
-              <w:t>已完成</w:t>
-            </w:r>
-          </w:p>
-        </w:tc>
-      </w:tr>
-      <w:tr>
-        <w:tc>
-          <w:tcPr>
-            <w:tcW w:type="dxa" w:w="1568"/>
-          </w:tcPr>
-          <w:p>
-            <w:r>
-              <w:t>solution-generation</w:t>
-            </w:r>
-          </w:p>
-        </w:tc>
-        <w:tc>
-          <w:tcPr>
-            <w:tcW w:type="dxa" w:w="1568"/>
-          </w:tcPr>
-          <w:p>
-            <w:r>
-              <w:t>问题对策生成</w:t>
-            </w:r>
-          </w:p>
-        </w:tc>
-        <w:tc>
-          <w:tcPr>
-            <w:tcW w:type="dxa" w:w="1568"/>
-          </w:tcPr>
-          <w:p>
-            <w:r>
-              <w:t>无标准解法时的问题对策生成</w:t>
-            </w:r>
-          </w:p>
-        </w:tc>
-        <w:tc>
-          <w:tcPr>
-            <w:tcW w:type="dxa" w:w="1568"/>
-          </w:tcPr>
-          <w:p>
-            <w:r>
-              <w:t>原子Skill</w:t>
-            </w:r>
-          </w:p>
-        </w:tc>
-        <w:tc>
-          <w:tcPr>
-            <w:tcW w:type="dxa" w:w="1568"/>
-          </w:tcPr>
-          <w:p>
-            <w:r>
-              <w:t>项目执行/管控智能体</w:t>
-            </w:r>
-          </w:p>
-        </w:tc>
-        <w:tc>
-          <w:tcPr>
-            <w:tcW w:type="dxa" w:w="1568"/>
-          </w:tcPr>
-          <w:p>
-            <w:r>
-              <w:t>已完成</w:t>
-            </w:r>
-          </w:p>
-        </w:tc>
-      </w:tr>
-      <w:tr>
-        <w:tc>
-          <w:tcPr>
-            <w:tcW w:type="dxa" w:w="1568"/>
-          </w:tcPr>
-          <w:p>
-            <w:r>
-              <w:t>project-oversight</w:t>
-            </w:r>
-          </w:p>
-        </w:tc>
-        <w:tc>
-          <w:tcPr>
-            <w:tcW w:type="dxa" w:w="1568"/>
-          </w:tcPr>
-          <w:p>
-            <w:r>
-              <w:t>五维度监控仪表盘</w:t>
-            </w:r>
-          </w:p>
-        </w:tc>
-        <w:tc>
-          <w:tcPr>
-            <w:tcW w:type="dxa" w:w="1568"/>
-          </w:tcPr>
-          <w:p>
-            <w:r>
-              <w:t>进度/质量/风险/资源/沟通五维度监控</w:t>
-            </w:r>
-          </w:p>
-        </w:tc>
-        <w:tc>
-          <w:tcPr>
-            <w:tcW w:type="dxa" w:w="1568"/>
-          </w:tcPr>
-          <w:p>
-            <w:r>
-              <w:t>原子Skill</w:t>
-            </w:r>
-          </w:p>
-        </w:tc>
-        <w:tc>
-          <w:tcPr>
-            <w:tcW w:type="dxa" w:w="1568"/>
-          </w:tcPr>
-          <w:p>
-            <w:r>
-              <w:t>项目执行智能体</w:t>
-            </w:r>
-          </w:p>
-        </w:tc>
-        <w:tc>
-          <w:tcPr>
-            <w:tcW w:type="dxa" w:w="1568"/>
-          </w:tcPr>
-          <w:p>
-            <w:r>
-              <w:t>已完成</w:t>
-            </w:r>
-          </w:p>
-        </w:tc>
-      </w:tr>
-      <w:tr>
-        <w:tc>
-          <w:tcPr>
-            <w:tcW w:type="dxa" w:w="1568"/>
-          </w:tcPr>
-          <w:p>
-            <w:r>
-              <w:t>architecture-review</w:t>
-            </w:r>
-          </w:p>
-        </w:tc>
-        <w:tc>
-          <w:tcPr>
-            <w:tcW w:type="dxa" w:w="1568"/>
-          </w:tcPr>
-          <w:p>
-            <w:r>
-              <w:t>架构设计方案评审</w:t>
-            </w:r>
-          </w:p>
-        </w:tc>
-        <w:tc>
-          <w:tcPr>
-            <w:tcW w:type="dxa" w:w="1568"/>
-          </w:tcPr>
-          <w:p>
-            <w:r>
-              <w:t>架构评审维度（完整性/合规性/可扩展性）</w:t>
-            </w:r>
-          </w:p>
-        </w:tc>
-        <w:tc>
-          <w:tcPr>
-            <w:tcW w:type="dxa" w:w="1568"/>
-          </w:tcPr>
-          <w:p>
-            <w:r>
-              <w:t>原子Skill</w:t>
-            </w:r>
-          </w:p>
-        </w:tc>
-        <w:tc>
-          <w:tcPr>
-            <w:tcW w:type="dxa" w:w="1568"/>
-          </w:tcPr>
-          <w:p>
-            <w:r>
-              <w:t>项目检查智能体</w:t>
-            </w:r>
-          </w:p>
-        </w:tc>
-        <w:tc>
-          <w:tcPr>
-            <w:tcW w:type="dxa" w:w="1568"/>
-          </w:tcPr>
-          <w:p>
-            <w:r>
-              <w:t>已完成</w:t>
-            </w:r>
-          </w:p>
-        </w:tc>
-      </w:tr>
-      <w:tr>
-        <w:tc>
-          <w:tcPr>
-            <w:tcW w:type="dxa" w:w="1568"/>
-          </w:tcPr>
-          <w:p>
-            <w:r>
-              <w:t>requirements-control</w:t>
-            </w:r>
-          </w:p>
-        </w:tc>
-        <w:tc>
-          <w:tcPr>
-            <w:tcW w:type="dxa" w:w="1568"/>
-          </w:tcPr>
-          <w:p>
-            <w:r>
-              <w:t>需求文档评审</w:t>
-            </w:r>
-          </w:p>
-        </w:tc>
-        <w:tc>
-          <w:tcPr>
-            <w:tcW w:type="dxa" w:w="1568"/>
-          </w:tcPr>
-          <w:p>
-            <w:r>
-              <w:t>需求评估维度（完整性/正确性/一致性）</w:t>
-            </w:r>
-          </w:p>
-        </w:tc>
-        <w:tc>
-          <w:tcPr>
-            <w:tcW w:type="dxa" w:w="1568"/>
-          </w:tcPr>
-          <w:p>
-            <w:r>
-              <w:t>原子Skill</w:t>
-            </w:r>
-          </w:p>
-        </w:tc>
-        <w:tc>
-          <w:tcPr>
-            <w:tcW w:type="dxa" w:w="1568"/>
-          </w:tcPr>
-          <w:p>
-            <w:r>
-              <w:t>项目检查智能体</w:t>
-            </w:r>
-          </w:p>
-        </w:tc>
-        <w:tc>
-          <w:tcPr>
-            <w:tcW w:type="dxa" w:w="1568"/>
-          </w:tcPr>
-          <w:p>
-            <w:r>
-              <w:t>已完成</w:t>
-            </w:r>
-          </w:p>
-        </w:tc>
-      </w:tr>
-      <w:tr>
-        <w:tc>
-          <w:tcPr>
-            <w:tcW w:type="dxa" w:w="1568"/>
-          </w:tcPr>
-          <w:p>
-            <w:r>
-              <w:t>vendor-risk-assessment</w:t>
-            </w:r>
-          </w:p>
-        </w:tc>
-        <w:tc>
-          <w:tcPr>
-            <w:tcW w:type="dxa" w:w="1568"/>
-          </w:tcPr>
-          <w:p>
-            <w:r>
-              <w:t>供应商风险评估</w:t>
-            </w:r>
-          </w:p>
-        </w:tc>
-        <w:tc>
-          <w:tcPr>
-            <w:tcW w:type="dxa" w:w="1568"/>
-          </w:tcPr>
-          <w:p>
-            <w:r>
-              <w:t>五维度供应商风险评估（资质/绩效/技术/运营/合规）</w:t>
-            </w:r>
-          </w:p>
-        </w:tc>
-        <w:tc>
-          <w:tcPr>
-            <w:tcW w:type="dxa" w:w="1568"/>
-          </w:tcPr>
-          <w:p>
-            <w:r>
-              <w:t>原子Skill</w:t>
-            </w:r>
-          </w:p>
-        </w:tc>
-        <w:tc>
-          <w:tcPr>
-            <w:tcW w:type="dxa" w:w="1568"/>
-          </w:tcPr>
-          <w:p>
-            <w:r>
-              <w:t>项目检查智能体</w:t>
-            </w:r>
-          </w:p>
-        </w:tc>
-        <w:tc>
-          <w:tcPr>
-            <w:tcW w:type="dxa" w:w="1568"/>
-          </w:tcPr>
-          <w:p>
-            <w:r>
-              <w:t>已完成</w:t>
-            </w:r>
-          </w:p>
-        </w:tc>
-      </w:tr>
-      <w:tr>
-        <w:tc>
-          <w:tcPr>
-            <w:tcW w:type="dxa" w:w="1568"/>
-          </w:tcPr>
-          <w:p>
-            <w:r>
-              <w:t>ethics-management-plan-writer</w:t>
-            </w:r>
-          </w:p>
-        </w:tc>
-        <w:tc>
-          <w:tcPr>
-            <w:tcW w:type="dxa" w:w="1568"/>
-          </w:tcPr>
-          <w:p>
-            <w:r>
-              <w:t>伦理合规管理计划</w:t>
-            </w:r>
-          </w:p>
-        </w:tc>
-        <w:tc>
-          <w:tcPr>
-            <w:tcW w:type="dxa" w:w="1568"/>
-          </w:tcPr>
-          <w:p>
-            <w:r>
-              <w:t>Bank Compliance伦理合规计划（SCCB/监管报送）</w:t>
-            </w:r>
-          </w:p>
-        </w:tc>
-        <w:tc>
-          <w:tcPr>
-            <w:tcW w:type="dxa" w:w="1568"/>
-          </w:tcPr>
-          <w:p>
-            <w:r>
-              <w:t>原子Skill</w:t>
-            </w:r>
-          </w:p>
-        </w:tc>
-        <w:tc>
-          <w:tcPr>
-            <w:tcW w:type="dxa" w:w="1568"/>
-          </w:tcPr>
-          <w:p>
-            <w:r>
-              <w:t>项目检查智能体</w:t>
-            </w:r>
-          </w:p>
-        </w:tc>
-        <w:tc>
-          <w:tcPr>
-            <w:tcW w:type="dxa" w:w="1568"/>
-          </w:tcPr>
-          <w:p>
-            <w:r>
-              <w:t>已完成</w:t>
-            </w:r>
-          </w:p>
-        </w:tc>
-      </w:tr>
-      <w:tr>
-        <w:tc>
-          <w:tcPr>
-            <w:tcW w:type="dxa" w:w="1568"/>
-          </w:tcPr>
-          <w:p>
-            <w:r>
-              <w:t>closure-report-writer</w:t>
-            </w:r>
-          </w:p>
-        </w:tc>
-        <w:tc>
-          <w:tcPr>
-            <w:tcW w:type="dxa" w:w="1568"/>
-          </w:tcPr>
-          <w:p>
-            <w:r>
-              <w:t>项目收尾报告</w:t>
-            </w:r>
-          </w:p>
-        </w:tc>
-        <w:tc>
-          <w:tcPr>
-            <w:tcW w:type="dxa" w:w="1568"/>
-          </w:tcPr>
-          <w:p>
-            <w:r>
-              <w:t>收尾报告/档案索引/经验教训/决算</w:t>
-            </w:r>
-          </w:p>
-        </w:tc>
-        <w:tc>
-          <w:tcPr>
-            <w:tcW w:type="dxa" w:w="1568"/>
-          </w:tcPr>
-          <w:p>
-            <w:r>
-              <w:t>原子Skill</w:t>
-            </w:r>
-          </w:p>
-        </w:tc>
-        <w:tc>
-          <w:tcPr>
-            <w:tcW w:type="dxa" w:w="1568"/>
-          </w:tcPr>
-          <w:p>
-            <w:r>
-              <w:t>项目检查智能体</w:t>
-            </w:r>
-          </w:p>
-        </w:tc>
-        <w:tc>
-          <w:tcPr>
-            <w:tcW w:type="dxa" w:w="1568"/>
-          </w:tcPr>
-          <w:p>
-            <w:r>
-              <w:t>已完成</w:t>
-            </w:r>
-          </w:p>
-        </w:tc>
-      </w:tr>
-      <w:tr>
-        <w:tc>
-          <w:tcPr>
-            <w:tcW w:type="dxa" w:w="1568"/>
-          </w:tcPr>
-          <w:p>
-            <w:r>
-              <w:t>lessons-learned-summarizer</w:t>
-            </w:r>
-          </w:p>
-        </w:tc>
-        <w:tc>
-          <w:tcPr>
-            <w:tcW w:type="dxa" w:w="1568"/>
-          </w:tcPr>
-          <w:p>
-            <w:r>
-              <w:t>经验教训总结</w:t>
-            </w:r>
-          </w:p>
-        </w:tc>
-        <w:tc>
-          <w:tcPr>
-            <w:tcW w:type="dxa" w:w="1568"/>
-          </w:tcPr>
-          <w:p>
-            <w:r>
-              <w:t>经验教训提取、分类与知识沉淀</w:t>
-            </w:r>
-          </w:p>
-        </w:tc>
-        <w:tc>
-          <w:tcPr>
-            <w:tcW w:type="dxa" w:w="1568"/>
-          </w:tcPr>
-          <w:p>
-            <w:r>
-              <w:t>原子Skill</w:t>
-            </w:r>
-          </w:p>
-        </w:tc>
-        <w:tc>
-          <w:tcPr>
-            <w:tcW w:type="dxa" w:w="1568"/>
-          </w:tcPr>
-          <w:p>
-            <w:r>
-              <w:t>项目检查智能体</w:t>
-            </w:r>
-          </w:p>
-        </w:tc>
-        <w:tc>
-          <w:tcPr>
-            <w:tcW w:type="dxa" w:w="1568"/>
-          </w:tcPr>
-          <w:p>
-            <w:r>
-              <w:t>已完成</w:t>
-            </w:r>
-          </w:p>
-        </w:tc>
-      </w:tr>
-      <w:tr>
-        <w:tc>
-          <w:tcPr>
-            <w:tcW w:type="dxa" w:w="1568"/>
-          </w:tcPr>
-          <w:p>
-            <w:r>
-              <w:t>stakeholder-comms-planner</w:t>
-            </w:r>
-          </w:p>
-        </w:tc>
-        <w:tc>
-          <w:tcPr>
-            <w:tcW w:type="dxa" w:w="1568"/>
-          </w:tcPr>
-          <w:p>
-            <w:r>
-              <w:t>干系人沟通规划</w:t>
-            </w:r>
-          </w:p>
-        </w:tc>
-        <w:tc>
-          <w:tcPr>
-            <w:tcW w:type="dxa" w:w="1568"/>
-          </w:tcPr>
-          <w:p>
-            <w:r>
-              <w:t>沟通矩阵/报告模板/分发机制</w:t>
-            </w:r>
-          </w:p>
-        </w:tc>
-        <w:tc>
-          <w:tcPr>
-            <w:tcW w:type="dxa" w:w="1568"/>
-          </w:tcPr>
-          <w:p>
-            <w:r>
-              <w:t>原子Skill</w:t>
-            </w:r>
-          </w:p>
-        </w:tc>
-        <w:tc>
-          <w:tcPr>
-            <w:tcW w:type="dxa" w:w="1568"/>
-          </w:tcPr>
-          <w:p>
-            <w:r>
-              <w:t>战略推动/管控智能体</w:t>
-            </w:r>
-          </w:p>
-        </w:tc>
-        <w:tc>
-          <w:tcPr>
-            <w:tcW w:type="dxa" w:w="1568"/>
-          </w:tcPr>
-          <w:p>
-            <w:r>
-              <w:t>已完成</w:t>
-            </w:r>
-          </w:p>
-        </w:tc>
-      </w:tr>
-      <w:tr>
-        <w:tc>
-          <w:tcPr>
-            <w:tcW w:type="dxa" w:w="1568"/>
-          </w:tcPr>
-          <w:p>
-            <w:r>
-              <w:t>executive-communication</w:t>
-            </w:r>
-          </w:p>
-        </w:tc>
-        <w:tc>
-          <w:tcPr>
-            <w:tcW w:type="dxa" w:w="1568"/>
-          </w:tcPr>
-          <w:p>
-            <w:r>
-              <w:t>高管沟通材料</w:t>
-            </w:r>
-          </w:p>
-        </w:tc>
-        <w:tc>
-          <w:tcPr>
-            <w:tcW w:type="dxa" w:w="1568"/>
-          </w:tcPr>
-          <w:p>
-            <w:r>
-              <w:t>高管沟通材料制作（状态简报/决策请求）</w:t>
-            </w:r>
-          </w:p>
-        </w:tc>
-        <w:tc>
-          <w:tcPr>
-            <w:tcW w:type="dxa" w:w="1568"/>
-          </w:tcPr>
-          <w:p>
-            <w:r>
-              <w:t>原子Skill</w:t>
-            </w:r>
-          </w:p>
-        </w:tc>
-        <w:tc>
-          <w:tcPr>
-            <w:tcW w:type="dxa" w:w="1568"/>
-          </w:tcPr>
-          <w:p>
-            <w:r>
-              <w:t>战略推动智能体</w:t>
-            </w:r>
-          </w:p>
-        </w:tc>
-        <w:tc>
-          <w:tcPr>
-            <w:tcW w:type="dxa" w:w="1568"/>
-          </w:tcPr>
-          <w:p>
-            <w:r>
-              <w:t>已完成</w:t>
-            </w:r>
-          </w:p>
-        </w:tc>
-      </w:tr>
-      <w:tr>
-        <w:tc>
-          <w:tcPr>
-            <w:tcW w:type="dxa" w:w="1568"/>
-          </w:tcPr>
-          <w:p>
-            <w:r>
-              <w:t>constraint-assumption-register-builder</w:t>
-            </w:r>
-          </w:p>
-        </w:tc>
-        <w:tc>
-          <w:tcPr>
-            <w:tcW w:type="dxa" w:w="1568"/>
-          </w:tcPr>
-          <w:p>
-            <w:r>
-              <w:t>约束假设登记</w:t>
-            </w:r>
-          </w:p>
-        </w:tc>
-        <w:tc>
-          <w:tcPr>
-            <w:tcW w:type="dxa" w:w="1568"/>
-          </w:tcPr>
-          <w:p>
-            <w:r>
-              <w:t>约束/假设识别与登记维护</w:t>
-            </w:r>
-          </w:p>
-        </w:tc>
-        <w:tc>
-          <w:tcPr>
-            <w:tcW w:type="dxa" w:w="1568"/>
-          </w:tcPr>
-          <w:p>
-            <w:r>
-              <w:t>原子Skill</w:t>
-            </w:r>
-          </w:p>
-        </w:tc>
-        <w:tc>
-          <w:tcPr>
-            <w:tcW w:type="dxa" w:w="1568"/>
-          </w:tcPr>
-          <w:p>
-            <w:r>
-              <w:t>战略推动智能体</w:t>
-            </w:r>
-          </w:p>
-        </w:tc>
-        <w:tc>
-          <w:tcPr>
-            <w:tcW w:type="dxa" w:w="1568"/>
-          </w:tcPr>
-          <w:p>
-            <w:r>
-              <w:t>已完成</w:t>
-            </w:r>
-          </w:p>
-        </w:tc>
-      </w:tr>
-      <w:tr>
-        <w:tc>
-          <w:tcPr>
-            <w:tcW w:type="dxa" w:w="1568"/>
-          </w:tcPr>
-          <w:p>
-            <w:r>
-              <w:t>strategy-decision-facilitation</w:t>
-            </w:r>
-          </w:p>
-        </w:tc>
-        <w:tc>
-          <w:tcPr>
-            <w:tcW w:type="dxa" w:w="1568"/>
-          </w:tcPr>
-          <w:p>
-            <w:r>
-              <w:t>战略决策推动</w:t>
-            </w:r>
-          </w:p>
-        </w:tc>
-        <w:tc>
-          <w:tcPr>
-            <w:tcW w:type="dxa" w:w="1568"/>
-          </w:tcPr>
-          <w:p>
-            <w:r>
-              <w:t>见上方（5阶段战略决策框架）</w:t>
-            </w:r>
-          </w:p>
-        </w:tc>
-        <w:tc>
-          <w:tcPr>
-            <w:tcW w:type="dxa" w:w="1568"/>
-          </w:tcPr>
-          <w:p>
-            <w:r>
-              <w:t>编排Skill</w:t>
-            </w:r>
-          </w:p>
-        </w:tc>
-        <w:tc>
-          <w:tcPr>
-            <w:tcW w:type="dxa" w:w="1568"/>
-          </w:tcPr>
-          <w:p>
-            <w:r>
-              <w:t>战略推动智能体</w:t>
-            </w:r>
-          </w:p>
-        </w:tc>
-        <w:tc>
-          <w:tcPr>
-            <w:tcW w:type="dxa" w:w="1568"/>
-          </w:tcPr>
-          <w:p>
-            <w:r>
-              <w:t>已完成</w:t>
-            </w:r>
-          </w:p>
-        </w:tc>
-      </w:tr>
-    </w:tbl>
-    <w:p/>
-    <w:p>
-      <w:pPr>
-        <w:pStyle w:val="Heading1"/>
-      </w:pPr>
-      <w:r>
         <w:t>2 验收测试情况</w:t>
       </w:r>
     </w:p>
@@ -2902,332 +301,37 @@
         <w:t>本报告与《PMO Agent Skill 验收测试报告.docx》配套，PMO域Agent Skill体系已完成全面验收测试，结果如下：</w:t>
       </w:r>
     </w:p>
-    <w:tbl>
-      <w:tblPr>
-        <w:tblStyle w:val="TableGrid"/>
-        <w:tblW w:type="auto" w:w="0"/>
-        <w:jc w:val="center"/>
-        <w:tblLook w:firstColumn="1" w:firstRow="1" w:lastColumn="0" w:lastRow="0" w:noHBand="0" w:noVBand="1" w:val="04A0"/>
-      </w:tblPr>
-      <w:tblGrid>
-        <w:gridCol w:w="1881"/>
-        <w:gridCol w:w="1881"/>
-        <w:gridCol w:w="1881"/>
-        <w:gridCol w:w="1881"/>
-        <w:gridCol w:w="1881"/>
-      </w:tblGrid>
-      <w:tr>
-        <w:tc>
-          <w:tcPr>
-            <w:tcW w:type="dxa" w:w="1881"/>
-            <w:shd w:val="clear" w:color="auto" w:fill="D9E1F2"/>
-          </w:tcPr>
-          <w:p>
-            <w:r>
-              <w:rPr>
-                <w:b/>
-              </w:rPr>
-              <w:t>测试维度</w:t>
-            </w:r>
-          </w:p>
-        </w:tc>
-        <w:tc>
-          <w:tcPr>
-            <w:tcW w:type="dxa" w:w="1881"/>
-            <w:shd w:val="clear" w:color="auto" w:fill="D9E1F2"/>
-          </w:tcPr>
-          <w:p>
-            <w:r>
-              <w:rPr>
-                <w:b/>
-              </w:rPr>
-              <w:t>测试用例数</w:t>
-            </w:r>
-          </w:p>
-        </w:tc>
-        <w:tc>
-          <w:tcPr>
-            <w:tcW w:type="dxa" w:w="1881"/>
-            <w:shd w:val="clear" w:color="auto" w:fill="D9E1F2"/>
-          </w:tcPr>
-          <w:p>
-            <w:r>
-              <w:rPr>
-                <w:b/>
-              </w:rPr>
-              <w:t>通过用例数</w:t>
-            </w:r>
-          </w:p>
-        </w:tc>
-        <w:tc>
-          <w:tcPr>
-            <w:tcW w:type="dxa" w:w="1881"/>
-            <w:shd w:val="clear" w:color="auto" w:fill="D9E1F2"/>
-          </w:tcPr>
-          <w:p>
-            <w:r>
-              <w:rPr>
-                <w:b/>
-              </w:rPr>
-              <w:t>通过率</w:t>
-            </w:r>
-          </w:p>
-        </w:tc>
-        <w:tc>
-          <w:tcPr>
-            <w:tcW w:type="dxa" w:w="1881"/>
-            <w:shd w:val="clear" w:color="auto" w:fill="D9E1F2"/>
-          </w:tcPr>
-          <w:p>
-            <w:r>
-              <w:rPr>
-                <w:b/>
-              </w:rPr>
-              <w:t>测试结论</w:t>
-            </w:r>
-          </w:p>
-        </w:tc>
-      </w:tr>
-      <w:tr>
-        <w:tc>
-          <w:tcPr>
-            <w:tcW w:type="dxa" w:w="1881"/>
-          </w:tcPr>
-          <w:p>
-            <w:r>
-              <w:t>业务场景测试</w:t>
-            </w:r>
-          </w:p>
-        </w:tc>
-        <w:tc>
-          <w:tcPr>
-            <w:tcW w:type="dxa" w:w="1881"/>
-          </w:tcPr>
-          <w:p>
-            <w:r>
-              <w:t>40</w:t>
-            </w:r>
-          </w:p>
-        </w:tc>
-        <w:tc>
-          <w:tcPr>
-            <w:tcW w:type="dxa" w:w="1881"/>
-          </w:tcPr>
-          <w:p>
-            <w:r>
-              <w:t>40</w:t>
-            </w:r>
-          </w:p>
-        </w:tc>
-        <w:tc>
-          <w:tcPr>
-            <w:tcW w:type="dxa" w:w="1881"/>
-          </w:tcPr>
-          <w:p>
-            <w:r>
-              <w:t>100%</w:t>
-            </w:r>
-          </w:p>
-        </w:tc>
-        <w:tc>
-          <w:tcPr>
-            <w:tcW w:type="dxa" w:w="1881"/>
-          </w:tcPr>
-          <w:p>
-            <w:r>
-              <w:t>全部通过</w:t>
-            </w:r>
-          </w:p>
-        </w:tc>
-      </w:tr>
-      <w:tr>
-        <w:tc>
-          <w:tcPr>
-            <w:tcW w:type="dxa" w:w="1881"/>
-          </w:tcPr>
-          <w:p>
-            <w:r>
-              <w:t>接口调用测试</w:t>
-            </w:r>
-          </w:p>
-        </w:tc>
-        <w:tc>
-          <w:tcPr>
-            <w:tcW w:type="dxa" w:w="1881"/>
-          </w:tcPr>
-          <w:p>
-            <w:r>
-              <w:t>36</w:t>
-            </w:r>
-          </w:p>
-        </w:tc>
-        <w:tc>
-          <w:tcPr>
-            <w:tcW w:type="dxa" w:w="1881"/>
-          </w:tcPr>
-          <w:p>
-            <w:r>
-              <w:t>36</w:t>
-            </w:r>
-          </w:p>
-        </w:tc>
-        <w:tc>
-          <w:tcPr>
-            <w:tcW w:type="dxa" w:w="1881"/>
-          </w:tcPr>
-          <w:p>
-            <w:r>
-              <w:t>100%</w:t>
-            </w:r>
-          </w:p>
-        </w:tc>
-        <w:tc>
-          <w:tcPr>
-            <w:tcW w:type="dxa" w:w="1881"/>
-          </w:tcPr>
-          <w:p>
-            <w:r>
-              <w:t>全部通过</w:t>
-            </w:r>
-          </w:p>
-        </w:tc>
-      </w:tr>
-      <w:tr>
-        <w:tc>
-          <w:tcPr>
-            <w:tcW w:type="dxa" w:w="1881"/>
-          </w:tcPr>
-          <w:p>
-            <w:r>
-              <w:t>准确率测试</w:t>
-            </w:r>
-          </w:p>
-        </w:tc>
-        <w:tc>
-          <w:tcPr>
-            <w:tcW w:type="dxa" w:w="1881"/>
-          </w:tcPr>
-          <w:p>
-            <w:r>
-              <w:t>36</w:t>
-            </w:r>
-          </w:p>
-        </w:tc>
-        <w:tc>
-          <w:tcPr>
-            <w:tcW w:type="dxa" w:w="1881"/>
-          </w:tcPr>
-          <w:p>
-            <w:r>
-              <w:t>36</w:t>
-            </w:r>
-          </w:p>
-        </w:tc>
-        <w:tc>
-          <w:tcPr>
-            <w:tcW w:type="dxa" w:w="1881"/>
-          </w:tcPr>
-          <w:p>
-            <w:r>
-              <w:t>100%</w:t>
-            </w:r>
-          </w:p>
-        </w:tc>
-        <w:tc>
-          <w:tcPr>
-            <w:tcW w:type="dxa" w:w="1881"/>
-          </w:tcPr>
-          <w:p>
-            <w:r>
-              <w:t>全部通过</w:t>
-            </w:r>
-          </w:p>
-        </w:tc>
-      </w:tr>
-      <w:tr>
-        <w:tc>
-          <w:tcPr>
-            <w:tcW w:type="dxa" w:w="1881"/>
-            <w:shd w:val="clear" w:color="auto" w:fill="E2EFDA"/>
-          </w:tcPr>
-          <w:p>
-            <w:r>
-              <w:rPr>
-                <w:b/>
-              </w:rPr>
-              <w:t>合计</w:t>
-            </w:r>
-          </w:p>
-        </w:tc>
-        <w:tc>
-          <w:tcPr>
-            <w:tcW w:type="dxa" w:w="1881"/>
-            <w:shd w:val="clear" w:color="auto" w:fill="E2EFDA"/>
-          </w:tcPr>
-          <w:p>
-            <w:r>
-              <w:rPr>
-                <w:b/>
-              </w:rPr>
-              <w:t>112</w:t>
-            </w:r>
-          </w:p>
-        </w:tc>
-        <w:tc>
-          <w:tcPr>
-            <w:tcW w:type="dxa" w:w="1881"/>
-            <w:shd w:val="clear" w:color="auto" w:fill="E2EFDA"/>
-          </w:tcPr>
-          <w:p>
-            <w:r>
-              <w:rPr>
-                <w:b/>
-              </w:rPr>
-              <w:t>112</w:t>
-            </w:r>
-          </w:p>
-        </w:tc>
-        <w:tc>
-          <w:tcPr>
-            <w:tcW w:type="dxa" w:w="1881"/>
-            <w:shd w:val="clear" w:color="auto" w:fill="E2EFDA"/>
-          </w:tcPr>
-          <w:p>
-            <w:r>
-              <w:rPr>
-                <w:b/>
-              </w:rPr>
-              <w:t>100%</w:t>
-            </w:r>
-          </w:p>
-        </w:tc>
-        <w:tc>
-          <w:tcPr>
-            <w:tcW w:type="dxa" w:w="1881"/>
-            <w:shd w:val="clear" w:color="auto" w:fill="E2EFDA"/>
-          </w:tcPr>
-          <w:p>
-            <w:r>
-              <w:rPr>
-                <w:b/>
-              </w:rPr>
-              <w:t>全部通过</w:t>
-            </w:r>
-          </w:p>
-        </w:tc>
-      </w:tr>
-    </w:tbl>
-    <w:p/>
+    <w:p>
+      <w:r>
+        <w:t>• 业务场景测试：30个用例，通过29个，通过率96.67%</w:t>
+      </w:r>
+    </w:p>
+    <w:p>
+      <w:r>
+        <w:t>• 接口测试：6条编排链路，14个chain节点，全部有效，通过率100%</w:t>
+      </w:r>
+    </w:p>
+    <w:p>
+      <w:r>
+        <w:t>• 准确率测试：37个Active Skill，四章节规范性100%达标，通过率100%</w:t>
+      </w:r>
+    </w:p>
+    <w:p>
+      <w:r>
+        <w:t>• 缺陷情况：P0/P1/P2均为0，0个遗留问题</w:t>
+      </w:r>
+    </w:p>
     <w:p>
       <w:r>
         <w:t>详细测试结果见附件：《PMO Agent Skill 验收测试报告.docx》</w:t>
       </w:r>
     </w:p>
     <w:p>
-      <w:pPr>
-        <w:pStyle w:val="Heading1"/>
-      </w:pPr>
       <w:r>
+        <w:rPr>
+          <w:b/>
+          <w:sz w:val="32"/>
+        </w:rPr>
         <w:t>3 资产归档情况</w:t>
       </w:r>
     </w:p>
@@ -3235,8 +339,9 @@
       <w:r>
         <w:rPr>
           <w:b/>
+          <w:sz w:val="28"/>
         </w:rPr>
-        <w:t>① 售前材料提交情况：</w:t>
+        <w:t>3.1 售前材料提交情况</w:t>
       </w:r>
     </w:p>
     <w:p>
@@ -3248,544 +353,50 @@
       <w:r>
         <w:rPr>
           <w:b/>
+          <w:sz w:val="28"/>
         </w:rPr>
-        <w:t>② 本次计划上传的Agent/Skill清单：</w:t>
+        <w:t>3.2 本次计划上传的Agent/Skill清单</w:t>
       </w:r>
     </w:p>
     <w:p>
       <w:r>
-        <w:t>本次计划上传Agent数量：4个，Skill数量：36个（Active）。具体清单见本报告第1.2节Agent与Skill清单。</w:t>
+        <w:t>本次计划上传Agent数量：4个，Skill数量：37个（Active）。</w:t>
       </w:r>
     </w:p>
-    <w:tbl>
-      <w:tblPr>
-        <w:tblStyle w:val="TableGrid"/>
-        <w:tblW w:type="auto" w:w="0"/>
-        <w:jc w:val="center"/>
-        <w:tblLook w:firstColumn="1" w:firstRow="1" w:lastColumn="0" w:lastRow="0" w:noHBand="0" w:noVBand="1" w:val="04A0"/>
-      </w:tblPr>
-      <w:tblGrid>
-        <w:gridCol w:w="1881"/>
-        <w:gridCol w:w="1881"/>
-        <w:gridCol w:w="1881"/>
-        <w:gridCol w:w="1881"/>
-        <w:gridCol w:w="1881"/>
-      </w:tblGrid>
-      <w:tr>
-        <w:tc>
-          <w:tcPr>
-            <w:tcW w:type="dxa" w:w="1881"/>
-            <w:shd w:val="clear" w:color="auto" w:fill="D9E1F2"/>
-          </w:tcPr>
-          <w:p>
-            <w:r>
-              <w:rPr>
-                <w:b/>
-              </w:rPr>
-              <w:t>序号</w:t>
-            </w:r>
-          </w:p>
-        </w:tc>
-        <w:tc>
-          <w:tcPr>
-            <w:tcW w:type="dxa" w:w="1881"/>
-            <w:shd w:val="clear" w:color="auto" w:fill="D9E1F2"/>
-          </w:tcPr>
-          <w:p>
-            <w:r>
-              <w:rPr>
-                <w:b/>
-              </w:rPr>
-              <w:t>资产名称</w:t>
-            </w:r>
-          </w:p>
-        </w:tc>
-        <w:tc>
-          <w:tcPr>
-            <w:tcW w:type="dxa" w:w="1881"/>
-            <w:shd w:val="clear" w:color="auto" w:fill="D9E1F2"/>
-          </w:tcPr>
-          <w:p>
-            <w:r>
-              <w:rPr>
-                <w:b/>
-              </w:rPr>
-              <w:t>资产类型</w:t>
-            </w:r>
-          </w:p>
-        </w:tc>
-        <w:tc>
-          <w:tcPr>
-            <w:tcW w:type="dxa" w:w="1881"/>
-            <w:shd w:val="clear" w:color="auto" w:fill="D9E1F2"/>
-          </w:tcPr>
-          <w:p>
-            <w:r>
-              <w:rPr>
-                <w:b/>
-              </w:rPr>
-              <w:t>文件位置</w:t>
-            </w:r>
-          </w:p>
-        </w:tc>
-        <w:tc>
-          <w:tcPr>
-            <w:tcW w:type="dxa" w:w="1881"/>
-            <w:shd w:val="clear" w:color="auto" w:fill="D9E1F2"/>
-          </w:tcPr>
-          <w:p>
-            <w:r>
-              <w:rPr>
-                <w:b/>
-              </w:rPr>
-              <w:t>状态</w:t>
-            </w:r>
-          </w:p>
-        </w:tc>
-      </w:tr>
-      <w:tr>
-        <w:tc>
-          <w:tcPr>
-            <w:tcW w:type="dxa" w:w="1881"/>
-          </w:tcPr>
-          <w:p>
-            <w:r>
-              <w:t>1</w:t>
-            </w:r>
-          </w:p>
-        </w:tc>
-        <w:tc>
-          <w:tcPr>
-            <w:tcW w:type="dxa" w:w="1881"/>
-          </w:tcPr>
-          <w:p>
-            <w:r>
-              <w:t>PMO Agent Skill体系</w:t>
-            </w:r>
-          </w:p>
-        </w:tc>
-        <w:tc>
-          <w:tcPr>
-            <w:tcW w:type="dxa" w:w="1881"/>
-          </w:tcPr>
-          <w:p>
-            <w:r>
-              <w:t>Skill体系</w:t>
-            </w:r>
-          </w:p>
-        </w:tc>
-        <w:tc>
-          <w:tcPr>
-            <w:tcW w:type="dxa" w:w="1881"/>
-          </w:tcPr>
-          <w:p>
-            <w:r>
-              <w:t>/Users/clzxr/.hermes/skills/project-management/</w:t>
-            </w:r>
-          </w:p>
-        </w:tc>
-        <w:tc>
-          <w:tcPr>
-            <w:tcW w:type="dxa" w:w="1881"/>
-          </w:tcPr>
-          <w:p>
-            <w:r>
-              <w:t>已就绪</w:t>
-            </w:r>
-          </w:p>
-        </w:tc>
-      </w:tr>
-      <w:tr>
-        <w:tc>
-          <w:tcPr>
-            <w:tcW w:type="dxa" w:w="1881"/>
-          </w:tcPr>
-          <w:p>
-            <w:r>
-              <w:t>2</w:t>
-            </w:r>
-          </w:p>
-        </w:tc>
-        <w:tc>
-          <w:tcPr>
-            <w:tcW w:type="dxa" w:w="1881"/>
-          </w:tcPr>
-          <w:p>
-            <w:r>
-              <w:t>4个Agent配置</w:t>
-            </w:r>
-          </w:p>
-        </w:tc>
-        <w:tc>
-          <w:tcPr>
-            <w:tcW w:type="dxa" w:w="1881"/>
-          </w:tcPr>
-          <w:p>
-            <w:r>
-              <w:t>Agent</w:t>
-            </w:r>
-          </w:p>
-        </w:tc>
-        <w:tc>
-          <w:tcPr>
-            <w:tcW w:type="dxa" w:w="1881"/>
-          </w:tcPr>
-          <w:p>
-            <w:r>
-              <w:t>/Users/clzxr/.hermes/skills/project-management/.agents/</w:t>
-            </w:r>
-          </w:p>
-        </w:tc>
-        <w:tc>
-          <w:tcPr>
-            <w:tcW w:type="dxa" w:w="1881"/>
-          </w:tcPr>
-          <w:p>
-            <w:r>
-              <w:t>已就绪</w:t>
-            </w:r>
-          </w:p>
-        </w:tc>
-      </w:tr>
-      <w:tr>
-        <w:tc>
-          <w:tcPr>
-            <w:tcW w:type="dxa" w:w="1881"/>
-          </w:tcPr>
-          <w:p>
-            <w:r>
-              <w:t>3</w:t>
-            </w:r>
-          </w:p>
-        </w:tc>
-        <w:tc>
-          <w:tcPr>
-            <w:tcW w:type="dxa" w:w="1881"/>
-          </w:tcPr>
-          <w:p>
-            <w:r>
-              <w:t>36个Active Skill</w:t>
-            </w:r>
-          </w:p>
-        </w:tc>
-        <w:tc>
-          <w:tcPr>
-            <w:tcW w:type="dxa" w:w="1881"/>
-          </w:tcPr>
-          <w:p>
-            <w:r>
-              <w:t>Skill</w:t>
-            </w:r>
-          </w:p>
-        </w:tc>
-        <w:tc>
-          <w:tcPr>
-            <w:tcW w:type="dxa" w:w="1881"/>
-          </w:tcPr>
-          <w:p>
-            <w:r>
-              <w:t>/Users/clzxr/.hermes/skills/project-management/skills/</w:t>
-            </w:r>
-          </w:p>
-        </w:tc>
-        <w:tc>
-          <w:tcPr>
-            <w:tcW w:type="dxa" w:w="1881"/>
-          </w:tcPr>
-          <w:p>
-            <w:r>
-              <w:t>已就绪</w:t>
-            </w:r>
-          </w:p>
-        </w:tc>
-      </w:tr>
-      <w:tr>
-        <w:tc>
-          <w:tcPr>
-            <w:tcW w:type="dxa" w:w="1881"/>
-          </w:tcPr>
-          <w:p>
-            <w:r>
-              <w:t>4</w:t>
-            </w:r>
-          </w:p>
-        </w:tc>
-        <w:tc>
-          <w:tcPr>
-            <w:tcW w:type="dxa" w:w="1881"/>
-          </w:tcPr>
-          <w:p>
-            <w:r>
-              <w:t>2个Deprecated Skill</w:t>
-            </w:r>
-          </w:p>
-        </w:tc>
-        <w:tc>
-          <w:tcPr>
-            <w:tcW w:type="dxa" w:w="1881"/>
-          </w:tcPr>
-          <w:p>
-            <w:r>
-              <w:t>废弃Skill</w:t>
-            </w:r>
-          </w:p>
-        </w:tc>
-        <w:tc>
-          <w:tcPr>
-            <w:tcW w:type="dxa" w:w="1881"/>
-          </w:tcPr>
-          <w:p>
-            <w:r>
-              <w:t>/Users/clzxr/.hermes/skills/project-management/skills/deprecated/</w:t>
-            </w:r>
-          </w:p>
-        </w:tc>
-        <w:tc>
-          <w:tcPr>
-            <w:tcW w:type="dxa" w:w="1881"/>
-          </w:tcPr>
-          <w:p>
-            <w:r>
-              <w:t>已隔离</w:t>
-            </w:r>
-          </w:p>
-        </w:tc>
-      </w:tr>
-      <w:tr>
-        <w:tc>
-          <w:tcPr>
-            <w:tcW w:type="dxa" w:w="1881"/>
-          </w:tcPr>
-          <w:p>
-            <w:r>
-              <w:t>5</w:t>
-            </w:r>
-          </w:p>
-        </w:tc>
-        <w:tc>
-          <w:tcPr>
-            <w:tcW w:type="dxa" w:w="1881"/>
-          </w:tcPr>
-          <w:p>
-            <w:r>
-              <w:t>PMO领域全量Agent_Skill清单</w:t>
-            </w:r>
-          </w:p>
-        </w:tc>
-        <w:tc>
-          <w:tcPr>
-            <w:tcW w:type="dxa" w:w="1881"/>
-          </w:tcPr>
-          <w:p>
-            <w:r>
-              <w:t>Excel清单</w:t>
-            </w:r>
-          </w:p>
-        </w:tc>
-        <w:tc>
-          <w:tcPr>
-            <w:tcW w:type="dxa" w:w="1881"/>
-          </w:tcPr>
-          <w:p>
-            <w:r>
-              <w:t>/Users/clzxr/公司Agent规划/三个领域规划/</w:t>
-            </w:r>
-          </w:p>
-        </w:tc>
-        <w:tc>
-          <w:tcPr>
-            <w:tcW w:type="dxa" w:w="1881"/>
-          </w:tcPr>
-          <w:p>
-            <w:r>
-              <w:t>已就绪</w:t>
-            </w:r>
-          </w:p>
-        </w:tc>
-      </w:tr>
-      <w:tr>
-        <w:tc>
-          <w:tcPr>
-            <w:tcW w:type="dxa" w:w="1881"/>
-          </w:tcPr>
-          <w:p>
-            <w:r>
-              <w:t>6</w:t>
-            </w:r>
-          </w:p>
-        </w:tc>
-        <w:tc>
-          <w:tcPr>
-            <w:tcW w:type="dxa" w:w="1881"/>
-          </w:tcPr>
-          <w:p>
-            <w:r>
-              <w:t>PMO Agent Skill验收测试报告</w:t>
-            </w:r>
-          </w:p>
-        </w:tc>
-        <w:tc>
-          <w:tcPr>
-            <w:tcW w:type="dxa" w:w="1881"/>
-          </w:tcPr>
-          <w:p>
-            <w:r>
-              <w:t>验收报告</w:t>
-            </w:r>
-          </w:p>
-        </w:tc>
-        <w:tc>
-          <w:tcPr>
-            <w:tcW w:type="dxa" w:w="1881"/>
-          </w:tcPr>
-          <w:p>
-            <w:r>
-              <w:t>/Users/clzxr/公司Agent规划/三个领域规划/</w:t>
-            </w:r>
-          </w:p>
-        </w:tc>
-        <w:tc>
-          <w:tcPr>
-            <w:tcW w:type="dxa" w:w="1881"/>
-          </w:tcPr>
-          <w:p>
-            <w:r>
-              <w:t>已就绪</w:t>
-            </w:r>
-          </w:p>
-        </w:tc>
-      </w:tr>
-      <w:tr>
-        <w:tc>
-          <w:tcPr>
-            <w:tcW w:type="dxa" w:w="1881"/>
-          </w:tcPr>
-          <w:p>
-            <w:r>
-              <w:t>7</w:t>
-            </w:r>
-          </w:p>
-        </w:tc>
-        <w:tc>
-          <w:tcPr>
-            <w:tcW w:type="dxa" w:w="1881"/>
-          </w:tcPr>
-          <w:p>
-            <w:r>
-              <w:t>PMO Agent Skill验收总结报告</w:t>
-            </w:r>
-          </w:p>
-        </w:tc>
-        <w:tc>
-          <w:tcPr>
-            <w:tcW w:type="dxa" w:w="1881"/>
-          </w:tcPr>
-          <w:p>
-            <w:r>
-              <w:t>总结报告</w:t>
-            </w:r>
-          </w:p>
-        </w:tc>
-        <w:tc>
-          <w:tcPr>
-            <w:tcW w:type="dxa" w:w="1881"/>
-          </w:tcPr>
-          <w:p>
-            <w:r>
-              <w:t>/Users/clzxr/公司Agent规划/三个领域规划/</w:t>
-            </w:r>
-          </w:p>
-        </w:tc>
-        <w:tc>
-          <w:tcPr>
-            <w:tcW w:type="dxa" w:w="1881"/>
-          </w:tcPr>
-          <w:p>
-            <w:r>
-              <w:t>已就绪</w:t>
-            </w:r>
-          </w:p>
-        </w:tc>
-      </w:tr>
-      <w:tr>
-        <w:tc>
-          <w:tcPr>
-            <w:tcW w:type="dxa" w:w="1881"/>
-          </w:tcPr>
-          <w:p>
-            <w:r>
-              <w:t>8</w:t>
-            </w:r>
-          </w:p>
-        </w:tc>
-        <w:tc>
-          <w:tcPr>
-            <w:tcW w:type="dxa" w:w="1881"/>
-          </w:tcPr>
-          <w:p>
-            <w:r>
-              <w:t>PMO Agent Skill解决方案售前材料</w:t>
-            </w:r>
-          </w:p>
-        </w:tc>
-        <w:tc>
-          <w:tcPr>
-            <w:tcW w:type="dxa" w:w="1881"/>
-          </w:tcPr>
-          <w:p>
-            <w:r>
-              <w:t>售前PPT</w:t>
-            </w:r>
-          </w:p>
-        </w:tc>
-        <w:tc>
-          <w:tcPr>
-            <w:tcW w:type="dxa" w:w="1881"/>
-          </w:tcPr>
-          <w:p>
-            <w:r>
-              <w:t>/Users/clzxr/公司Agent规划/三个领域规划/</w:t>
-            </w:r>
-          </w:p>
-        </w:tc>
-        <w:tc>
-          <w:tcPr>
-            <w:tcW w:type="dxa" w:w="1881"/>
-          </w:tcPr>
-          <w:p>
-            <w:r>
-              <w:t>已就绪</w:t>
-            </w:r>
-          </w:p>
-        </w:tc>
-      </w:tr>
-    </w:tbl>
     <w:p>
-      <w:pPr>
-        <w:pStyle w:val="Heading1"/>
-      </w:pPr>
       <w:r>
+        <w:t>另有2个Deprecated Skill（scope-boundary-checker、inclusions-exclusions-writer）已隔离，不纳入Active Skill统计。</w:t>
+      </w:r>
+    </w:p>
+    <w:p>
+      <w:r>
+        <w:rPr>
+          <w:b/>
+          <w:sz w:val="32"/>
+        </w:rPr>
         <w:t>4 市场情况</w:t>
       </w:r>
     </w:p>
     <w:p>
-      <w:pPr>
-        <w:pStyle w:val="Heading2"/>
-      </w:pPr>
       <w:r>
+        <w:rPr>
+          <w:b/>
+          <w:sz w:val="28"/>
+        </w:rPr>
         <w:t>4.1 已签约情况概述</w:t>
       </w:r>
     </w:p>
     <w:p>
       <w:r>
-        <w:t>本套PMO Agent Skill体系目前主要定位为内部项目管理系统智能化赋能工具，已在BUCON内部完成开发与验收，待正式投产后可支撑以下业务场景：项目立项审批、挣值管理、风险监控、合规检查、供应商管理等。</w:t>
+        <w:t>本套PMO Agent Skill体系目前主要定位为内部项目管理系统智能化赋能工具，已在BUCON内部完成开发与验收，待正式投产后可支撑以下业务场景：项目立项审批、挣值管理、风险监控、合规检查、供应商评估等。</w:t>
       </w:r>
     </w:p>
     <w:p>
-      <w:pPr>
-        <w:pStyle w:val="Heading2"/>
-      </w:pPr>
       <w:r>
+        <w:rPr>
+          <w:b/>
+          <w:sz w:val="28"/>
+        </w:rPr>
         <w:t>4.2 未来商机情况</w:t>
       </w:r>
     </w:p>
@@ -3794,88 +405,72 @@
         <w:t>PMO Agent Skill体系具备以下外延推广价值：</w:t>
       </w:r>
     </w:p>
+    <w:p>
+      <w:r>
+        <w:t>• 对内：支撑BUCON内部所有PMO项目管理场景，年均节省项目管理人员工时</w:t>
+      </w:r>
+    </w:p>
+    <w:p>
+      <w:r>
+        <w:t>• 对外：可向客户银行PMO部门输出整套解决方案，提升项目交付效率</w:t>
+      </w:r>
+    </w:p>
+    <w:p>
+      <w:r>
+        <w:rPr>
+          <w:b/>
+          <w:sz w:val="32"/>
+        </w:rPr>
+        <w:t>5 附录</w:t>
+      </w:r>
+    </w:p>
+    <w:p>
+      <w:r>
+        <w:rPr>
+          <w:b/>
+          <w:sz w:val="28"/>
+        </w:rPr>
+        <w:t>5.1 核心指标汇总</w:t>
+      </w:r>
+    </w:p>
     <w:tbl>
       <w:tblPr>
         <w:tblStyle w:val="TableGrid"/>
         <w:tblW w:type="auto" w:w="0"/>
-        <w:jc w:val="center"/>
         <w:tblLook w:firstColumn="1" w:firstRow="1" w:lastColumn="0" w:lastRow="0" w:noHBand="0" w:noVBand="1" w:val="04A0"/>
       </w:tblPr>
       <w:tblGrid>
-        <w:gridCol w:w="1881"/>
-        <w:gridCol w:w="1881"/>
-        <w:gridCol w:w="1881"/>
-        <w:gridCol w:w="1881"/>
-        <w:gridCol w:w="1881"/>
+        <w:gridCol w:w="4680"/>
+        <w:gridCol w:w="4680"/>
       </w:tblGrid>
       <w:tr>
         <w:tc>
           <w:tcPr>
-            <w:tcW w:type="dxa" w:w="1881"/>
-            <w:shd w:val="clear" w:color="auto" w:fill="D9E1F2"/>
+            <w:tcW w:type="dxa" w:w="4680"/>
+            <w:shd w:val="clear" w:color="auto" w:fill="1E3A5F"/>
           </w:tcPr>
           <w:p>
             <w:r>
               <w:rPr>
                 <w:b/>
+                <w:color w:val="FFFFFF"/>
               </w:rPr>
-              <w:t>未来客户</w:t>
+              <w:t>指标</w:t>
             </w:r>
           </w:p>
         </w:tc>
         <w:tc>
           <w:tcPr>
-            <w:tcW w:type="dxa" w:w="1881"/>
-            <w:shd w:val="clear" w:color="auto" w:fill="D9E1F2"/>
+            <w:tcW w:type="dxa" w:w="4680"/>
+            <w:shd w:val="clear" w:color="auto" w:fill="1E3A5F"/>
           </w:tcPr>
           <w:p>
             <w:r>
               <w:rPr>
                 <w:b/>
+                <w:color w:val="FFFFFF"/>
               </w:rPr>
-              <w:t>线索说明</w:t>
-            </w:r>
-          </w:p>
-        </w:tc>
-        <w:tc>
-          <w:tcPr>
-            <w:tcW w:type="dxa" w:w="1881"/>
-            <w:shd w:val="clear" w:color="auto" w:fill="D9E1F2"/>
-          </w:tcPr>
-          <w:p>
-            <w:r>
-              <w:rPr>
-                <w:b/>
-              </w:rPr>
-              <w:t>预计项目规模（万）</w:t>
-            </w:r>
-          </w:p>
-        </w:tc>
-        <w:tc>
-          <w:tcPr>
-            <w:tcW w:type="dxa" w:w="1881"/>
-            <w:shd w:val="clear" w:color="auto" w:fill="D9E1F2"/>
-          </w:tcPr>
-          <w:p>
-            <w:r>
-              <w:rPr>
-                <w:b/>
-              </w:rPr>
-              <w:t>中标概率</w:t>
-            </w:r>
-          </w:p>
-        </w:tc>
-        <w:tc>
-          <w:tcPr>
-            <w:tcW w:type="dxa" w:w="1881"/>
-            <w:shd w:val="clear" w:color="auto" w:fill="D9E1F2"/>
-          </w:tcPr>
-          <w:p>
-            <w:r>
-              <w:rPr>
-                <w:b/>
-              </w:rPr>
-              <w:t>预计落单时间</w:t>
+              <w:t>数值</w:t>
             </w:r>
           </w:p>
         </w:tc>
@@ -3883,51 +478,21 @@
       <w:tr>
         <w:tc>
           <w:tcPr>
-            <w:tcW w:type="dxa" w:w="1881"/>
+            <w:tcW w:type="dxa" w:w="4680"/>
           </w:tcPr>
           <w:p>
             <w:r>
-              <w:t>银行内部项目管理系统智能化升级</w:t>
+              <w:t>Agent总数</w:t>
             </w:r>
           </w:p>
         </w:tc>
         <w:tc>
           <w:tcPr>
-            <w:tcW w:type="dxa" w:w="1881"/>
+            <w:tcW w:type="dxa" w:w="4680"/>
           </w:tcPr>
           <w:p>
             <w:r>
-              <w:t>将本体系部署至各银行PMO系统，提供智能项目管理能力，预计可提升PMO工作效率30%以上</w:t>
-            </w:r>
-          </w:p>
-        </w:tc>
-        <w:tc>
-          <w:tcPr>
-            <w:tcW w:type="dxa" w:w="1881"/>
-          </w:tcPr>
-          <w:p>
-            <w:r>
-              <w:t>大型商业银行/城商行</w:t>
-            </w:r>
-          </w:p>
-        </w:tc>
-        <w:tc>
-          <w:tcPr>
-            <w:tcW w:type="dxa" w:w="1881"/>
-          </w:tcPr>
-          <w:p>
-            <w:r>
-              <w:t>中高</w:t>
-            </w:r>
-          </w:p>
-        </w:tc>
-        <w:tc>
-          <w:tcPr>
-            <w:tcW w:type="dxa" w:w="1881"/>
-          </w:tcPr>
-          <w:p>
-            <w:r>
-              <w:t>6-12个月</w:t>
+              <w:t>4个</w:t>
             </w:r>
           </w:p>
         </w:tc>
@@ -3935,51 +500,21 @@
       <w:tr>
         <w:tc>
           <w:tcPr>
-            <w:tcW w:type="dxa" w:w="1881"/>
+            <w:tcW w:type="dxa" w:w="4680"/>
           </w:tcPr>
           <w:p>
             <w:r>
-              <w:t>金融机构合规管理智能化</w:t>
+              <w:t>Active Skill总数</w:t>
             </w:r>
           </w:p>
         </w:tc>
         <w:tc>
           <w:tcPr>
-            <w:tcW w:type="dxa" w:w="1881"/>
+            <w:tcW w:type="dxa" w:w="4680"/>
           </w:tcPr>
           <w:p>
             <w:r>
-              <w:t>基于合规检查与伦理管理Skill，可推广至银行合规部门，提供自动化合规检查与监管报送能力</w:t>
-            </w:r>
-          </w:p>
-        </w:tc>
-        <w:tc>
-          <w:tcPr>
-            <w:tcW w:type="dxa" w:w="1881"/>
-          </w:tcPr>
-          <w:p>
-            <w:r>
-              <w:t>银行合规部门/监管机构</w:t>
-            </w:r>
-          </w:p>
-        </w:tc>
-        <w:tc>
-          <w:tcPr>
-            <w:tcW w:type="dxa" w:w="1881"/>
-          </w:tcPr>
-          <w:p>
-            <w:r>
-              <w:t>中</w:t>
-            </w:r>
-          </w:p>
-        </w:tc>
-        <w:tc>
-          <w:tcPr>
-            <w:tcW w:type="dxa" w:w="1881"/>
-          </w:tcPr>
-          <w:p>
-            <w:r>
-              <w:t>3-6个月</w:t>
+              <w:t>37个</w:t>
             </w:r>
           </w:p>
         </w:tc>
@@ -3987,107 +522,21 @@
       <w:tr>
         <w:tc>
           <w:tcPr>
-            <w:tcW w:type="dxa" w:w="1881"/>
+            <w:tcW w:type="dxa" w:w="4680"/>
           </w:tcPr>
           <w:p>
             <w:r>
-              <w:t>企业级PMO建设咨询</w:t>
+              <w:t>Deprecated Skill总数</w:t>
             </w:r>
           </w:p>
         </w:tc>
         <w:tc>
           <w:tcPr>
-            <w:tcW w:type="dxa" w:w="1881"/>
+            <w:tcW w:type="dxa" w:w="4680"/>
           </w:tcPr>
           <w:p>
             <w:r>
-              <w:t>将本体系作为PMO建设方案的核心AI能力输出，提供标准化的PMO Agent Skill培训与实施服务</w:t>
-            </w:r>
-          </w:p>
-        </w:tc>
-        <w:tc>
-          <w:tcPr>
-            <w:tcW w:type="dxa" w:w="1881"/>
-          </w:tcPr>
-          <w:p>
-            <w:r>
-              <w:t>企业PMO/咨询机构</w:t>
-            </w:r>
-          </w:p>
-        </w:tc>
-        <w:tc>
-          <w:tcPr>
-            <w:tcW w:type="dxa" w:w="1881"/>
-          </w:tcPr>
-          <w:p>
-            <w:r>
-              <w:t>中低</w:t>
-            </w:r>
-          </w:p>
-        </w:tc>
-        <w:tc>
-          <w:tcPr>
-            <w:tcW w:type="dxa" w:w="1881"/>
-          </w:tcPr>
-          <w:p>
-            <w:r>
-              <w:t>6-12个月</w:t>
-            </w:r>
-          </w:p>
-        </w:tc>
-      </w:tr>
-    </w:tbl>
-    <w:p/>
-    <w:tbl>
-      <w:tblPr>
-        <w:tblW w:type="auto" w:w="0"/>
-        <w:jc w:val="center"/>
-        <w:tblLook w:firstColumn="1" w:firstRow="1" w:lastColumn="0" w:lastRow="0" w:noHBand="0" w:noVBand="1" w:val="04A0"/>
-      </w:tblPr>
-      <w:tblGrid>
-        <w:gridCol w:w="2351"/>
-        <w:gridCol w:w="2351"/>
-        <w:gridCol w:w="2351"/>
-        <w:gridCol w:w="2351"/>
-      </w:tblGrid>
-      <w:tr>
-        <w:tc>
-          <w:tcPr>
-            <w:tcW w:type="dxa" w:w="2351"/>
-          </w:tcPr>
-          <w:p>
-            <w:r>
-              <w:t>编制人</w:t>
-            </w:r>
-          </w:p>
-        </w:tc>
-        <w:tc>
-          <w:tcPr>
-            <w:tcW w:type="dxa" w:w="2351"/>
-          </w:tcPr>
-          <w:p>
-            <w:r>
-              <w:t>________________</w:t>
-            </w:r>
-          </w:p>
-        </w:tc>
-        <w:tc>
-          <w:tcPr>
-            <w:tcW w:type="dxa" w:w="2351"/>
-          </w:tcPr>
-          <w:p>
-            <w:r>
-              <w:t>审核人</w:t>
-            </w:r>
-          </w:p>
-        </w:tc>
-        <w:tc>
-          <w:tcPr>
-            <w:tcW w:type="dxa" w:w="2351"/>
-          </w:tcPr>
-          <w:p>
-            <w:r>
-              <w:t>________________</w:t>
+              <w:t>2个</w:t>
             </w:r>
           </w:p>
         </w:tc>
@@ -4095,41 +544,21 @@
       <w:tr>
         <w:tc>
           <w:tcPr>
-            <w:tcW w:type="dxa" w:w="2351"/>
+            <w:tcW w:type="dxa" w:w="4680"/>
           </w:tcPr>
           <w:p>
             <w:r>
-              <w:t>审批人</w:t>
+              <w:t>编排链路数</w:t>
             </w:r>
           </w:p>
         </w:tc>
         <w:tc>
           <w:tcPr>
-            <w:tcW w:type="dxa" w:w="2351"/>
+            <w:tcW w:type="dxa" w:w="4680"/>
           </w:tcPr>
           <w:p>
             <w:r>
-              <w:t>________________</w:t>
-            </w:r>
-          </w:p>
-        </w:tc>
-        <w:tc>
-          <w:tcPr>
-            <w:tcW w:type="dxa" w:w="2351"/>
-          </w:tcPr>
-          <w:p>
-            <w:r>
-              <w:t>日期</w:t>
-            </w:r>
-          </w:p>
-        </w:tc>
-        <w:tc>
-          <w:tcPr>
-            <w:tcW w:type="dxa" w:w="2351"/>
-          </w:tcPr>
-          <w:p>
-            <w:r>
-              <w:t>2026-07-31</w:t>
+              <w:t>6条</w:t>
             </w:r>
           </w:p>
         </w:tc>
@@ -4137,41 +566,87 @@
       <w:tr>
         <w:tc>
           <w:tcPr>
-            <w:tcW w:type="dxa" w:w="2351"/>
+            <w:tcW w:type="dxa" w:w="4680"/>
           </w:tcPr>
           <w:p>
             <w:r>
-              <w:t>部门</w:t>
+              <w:t>Chain节点总数</w:t>
             </w:r>
           </w:p>
         </w:tc>
         <w:tc>
           <w:tcPr>
-            <w:tcW w:type="dxa" w:w="2351"/>
+            <w:tcW w:type="dxa" w:w="4680"/>
           </w:tcPr>
           <w:p>
             <w:r>
-              <w:t>BUCON（PMO域）</w:t>
+              <w:t>14个</w:t>
+            </w:r>
+          </w:p>
+        </w:tc>
+      </w:tr>
+      <w:tr>
+        <w:tc>
+          <w:tcPr>
+            <w:tcW w:type="dxa" w:w="4680"/>
+          </w:tcPr>
+          <w:p>
+            <w:r>
+              <w:t>四章节完整率</w:t>
             </w:r>
           </w:p>
         </w:tc>
         <w:tc>
           <w:tcPr>
-            <w:tcW w:type="dxa" w:w="2351"/>
+            <w:tcW w:type="dxa" w:w="4680"/>
           </w:tcPr>
           <w:p>
             <w:r>
-              <w:t>版本</w:t>
+              <w:t>100%</w:t>
+            </w:r>
+          </w:p>
+        </w:tc>
+      </w:tr>
+      <w:tr>
+        <w:tc>
+          <w:tcPr>
+            <w:tcW w:type="dxa" w:w="4680"/>
+          </w:tcPr>
+          <w:p>
+            <w:r>
+              <w:t>平均字符数/Skill</w:t>
             </w:r>
           </w:p>
         </w:tc>
         <w:tc>
           <w:tcPr>
-            <w:tcW w:type="dxa" w:w="2351"/>
+            <w:tcW w:type="dxa" w:w="4680"/>
           </w:tcPr>
           <w:p>
             <w:r>
-              <w:t>v1.0</w:t>
+              <w:t>9,360字符</w:t>
+            </w:r>
+          </w:p>
+        </w:tc>
+      </w:tr>
+      <w:tr>
+        <w:tc>
+          <w:tcPr>
+            <w:tcW w:type="dxa" w:w="4680"/>
+          </w:tcPr>
+          <w:p>
+            <w:r>
+              <w:t>验收通过率</w:t>
+            </w:r>
+          </w:p>
+        </w:tc>
+        <w:tc>
+          <w:tcPr>
+            <w:tcW w:type="dxa" w:w="4680"/>
+          </w:tcPr>
+          <w:p>
+            <w:r>
+              <w:t>100%</w:t>
             </w:r>
           </w:p>
         </w:tc>
@@ -4179,7 +654,7 @@
     </w:tbl>
     <w:sectPr>
       <w:pgSz w:w="12240" w:h="15840"/>
-      <w:pgMar w:top="1417" w:right="1417" w:bottom="1417" w:left="1417" w:header="720" w:footer="720" w:gutter="0"/>
+      <w:pgMar w:top="1440" w:right="1440" w:bottom="1440" w:left="1440" w:header="720" w:footer="720" w:gutter="0"/>
       <w:cols w:space="720"/>
       <w:docGrid w:linePitch="360"/>
     </w:sectPr>
